--- a/Docs/motaduanmoi.docx
+++ b/Docs/motaduanmoi.docx
@@ -140,29 +140,568 @@
       </w:r>
     </w:p>
     <w:p>
+      <w:pPr>
+        <w:pStyle w:val="Heading1"/>
+      </w:pPr>
       <w:r>
-        <w:t>Enum:</w:t>
+        <w:t>2.</w:t>
+      </w:r>
+      <w:r>
+        <w:t>1. ENUM – Cách dùng</w:t>
       </w:r>
     </w:p>
     <w:p>
-      <w:pPr>
-        <w:pStyle w:val="ListBullet"/>
-      </w:pPr>
       <w:r>
-        <w:t>• CategoryType: INCOME | EXPENSE</w:t>
+        <w:t>1.1 CategoryType</w:t>
       </w:r>
     </w:p>
+    <w:tbl>
+      <w:tblPr>
+        <w:tblW w:w="0" w:type="auto"/>
+        <w:tblLook w:val="04A0" w:firstRow="1" w:lastRow="0" w:firstColumn="1" w:lastColumn="0" w:noHBand="0" w:noVBand="1"/>
+      </w:tblPr>
+      <w:tblGrid>
+        <w:gridCol w:w="2880"/>
+        <w:gridCol w:w="2880"/>
+        <w:gridCol w:w="2880"/>
+      </w:tblGrid>
+      <w:tr>
+        <w:tc>
+          <w:tcPr>
+            <w:tcW w:w="2880" w:type="dxa"/>
+          </w:tcPr>
+          <w:p>
+            <w:r>
+              <w:t>Giá trị</w:t>
+            </w:r>
+          </w:p>
+        </w:tc>
+        <w:tc>
+          <w:tcPr>
+            <w:tcW w:w="2880" w:type="dxa"/>
+          </w:tcPr>
+          <w:p>
+            <w:r>
+              <w:t>Ý nghĩa</w:t>
+            </w:r>
+          </w:p>
+        </w:tc>
+        <w:tc>
+          <w:tcPr>
+            <w:tcW w:w="2880" w:type="dxa"/>
+          </w:tcPr>
+          <w:p>
+            <w:r>
+              <w:t>Cách dùng</w:t>
+            </w:r>
+          </w:p>
+        </w:tc>
+      </w:tr>
+      <w:tr>
+        <w:tc>
+          <w:tcPr>
+            <w:tcW w:w="2880" w:type="dxa"/>
+          </w:tcPr>
+          <w:p>
+            <w:r>
+              <w:t>INCOME</w:t>
+            </w:r>
+          </w:p>
+        </w:tc>
+        <w:tc>
+          <w:tcPr>
+            <w:tcW w:w="2880" w:type="dxa"/>
+          </w:tcPr>
+          <w:p>
+            <w:r>
+              <w:t>Danh mục thu nhập</w:t>
+            </w:r>
+          </w:p>
+        </w:tc>
+        <w:tc>
+          <w:tcPr>
+            <w:tcW w:w="2880" w:type="dxa"/>
+          </w:tcPr>
+          <w:p>
+            <w:r>
+              <w:t>Dùng cho lương, tiền thưởng → Transaction là thu</w:t>
+            </w:r>
+          </w:p>
+        </w:tc>
+      </w:tr>
+      <w:tr>
+        <w:tc>
+          <w:tcPr>
+            <w:tcW w:w="2880" w:type="dxa"/>
+          </w:tcPr>
+          <w:p>
+            <w:r>
+              <w:t>EXPENSE</w:t>
+            </w:r>
+          </w:p>
+        </w:tc>
+        <w:tc>
+          <w:tcPr>
+            <w:tcW w:w="2880" w:type="dxa"/>
+          </w:tcPr>
+          <w:p>
+            <w:r>
+              <w:t>Danh mục chi tiêu</w:t>
+            </w:r>
+          </w:p>
+        </w:tc>
+        <w:tc>
+          <w:tcPr>
+            <w:tcW w:w="2880" w:type="dxa"/>
+          </w:tcPr>
+          <w:p>
+            <w:r>
+              <w:t>Dùng cho giao dịch chi như ăn uống, thuê nhà</w:t>
+            </w:r>
+          </w:p>
+        </w:tc>
+      </w:tr>
+    </w:tbl>
+    <w:p/>
+    <w:p>
+      <w:r>
+        <w:t>1.2 CycleType</w:t>
+      </w:r>
+    </w:p>
+    <w:tbl>
+      <w:tblPr>
+        <w:tblW w:w="0" w:type="auto"/>
+        <w:tblLook w:val="04A0" w:firstRow="1" w:lastRow="0" w:firstColumn="1" w:lastColumn="0" w:noHBand="0" w:noVBand="1"/>
+      </w:tblPr>
+      <w:tblGrid>
+        <w:gridCol w:w="2880"/>
+        <w:gridCol w:w="2880"/>
+        <w:gridCol w:w="2880"/>
+      </w:tblGrid>
+      <w:tr>
+        <w:tc>
+          <w:tcPr>
+            <w:tcW w:w="2880" w:type="dxa"/>
+          </w:tcPr>
+          <w:p>
+            <w:r>
+              <w:t>Giá trị</w:t>
+            </w:r>
+          </w:p>
+        </w:tc>
+        <w:tc>
+          <w:tcPr>
+            <w:tcW w:w="2880" w:type="dxa"/>
+          </w:tcPr>
+          <w:p>
+            <w:r>
+              <w:t>Ý nghĩa</w:t>
+            </w:r>
+          </w:p>
+        </w:tc>
+        <w:tc>
+          <w:tcPr>
+            <w:tcW w:w="2880" w:type="dxa"/>
+          </w:tcPr>
+          <w:p>
+            <w:r>
+              <w:t>Cách dùng</w:t>
+            </w:r>
+          </w:p>
+        </w:tc>
+      </w:tr>
+      <w:tr>
+        <w:tc>
+          <w:tcPr>
+            <w:tcW w:w="2880" w:type="dxa"/>
+          </w:tcPr>
+          <w:p>
+            <w:r>
+              <w:t>WEEKLY</w:t>
+            </w:r>
+          </w:p>
+        </w:tc>
+        <w:tc>
+          <w:tcPr>
+            <w:tcW w:w="2880" w:type="dxa"/>
+          </w:tcPr>
+          <w:p>
+            <w:r>
+              <w:t>Lặp hàng tuần</w:t>
+            </w:r>
+          </w:p>
+        </w:tc>
+        <w:tc>
+          <w:tcPr>
+            <w:tcW w:w="2880" w:type="dxa"/>
+          </w:tcPr>
+          <w:p>
+            <w:r>
+              <w:t>Subscription tự nhảy ngày nextDue +7 ngày</w:t>
+            </w:r>
+          </w:p>
+        </w:tc>
+      </w:tr>
+      <w:tr>
+        <w:tc>
+          <w:tcPr>
+            <w:tcW w:w="2880" w:type="dxa"/>
+          </w:tcPr>
+          <w:p>
+            <w:r>
+              <w:t>MONTHLY</w:t>
+            </w:r>
+          </w:p>
+        </w:tc>
+        <w:tc>
+          <w:tcPr>
+            <w:tcW w:w="2880" w:type="dxa"/>
+          </w:tcPr>
+          <w:p>
+            <w:r>
+              <w:t>Lặp hàng tháng</w:t>
+            </w:r>
+          </w:p>
+        </w:tc>
+        <w:tc>
+          <w:tcPr>
+            <w:tcW w:w="2880" w:type="dxa"/>
+          </w:tcPr>
+          <w:p>
+            <w:r>
+              <w:t>Subscription tự nhảy +1 tháng</w:t>
+            </w:r>
+          </w:p>
+        </w:tc>
+      </w:tr>
+      <w:tr>
+        <w:tc>
+          <w:tcPr>
+            <w:tcW w:w="2880" w:type="dxa"/>
+          </w:tcPr>
+          <w:p>
+            <w:r>
+              <w:t>YEARLY</w:t>
+            </w:r>
+          </w:p>
+        </w:tc>
+        <w:tc>
+          <w:tcPr>
+            <w:tcW w:w="2880" w:type="dxa"/>
+          </w:tcPr>
+          <w:p>
+            <w:r>
+              <w:t>Lặp hàng năm</w:t>
+            </w:r>
+          </w:p>
+        </w:tc>
+        <w:tc>
+          <w:tcPr>
+            <w:tcW w:w="2880" w:type="dxa"/>
+          </w:tcPr>
+          <w:p>
+            <w:r>
+              <w:t>Subscription tự nhảy +1 năm</w:t>
+            </w:r>
+          </w:p>
+        </w:tc>
+      </w:tr>
+    </w:tbl>
+    <w:p/>
+    <w:p>
+      <w:r>
+        <w:t>1.3 SubscriptionStatus</w:t>
+      </w:r>
+    </w:p>
+    <w:tbl>
+      <w:tblPr>
+        <w:tblW w:w="0" w:type="auto"/>
+        <w:tblLook w:val="04A0" w:firstRow="1" w:lastRow="0" w:firstColumn="1" w:lastColumn="0" w:noHBand="0" w:noVBand="1"/>
+      </w:tblPr>
+      <w:tblGrid>
+        <w:gridCol w:w="2880"/>
+        <w:gridCol w:w="2880"/>
+        <w:gridCol w:w="2880"/>
+      </w:tblGrid>
+      <w:tr>
+        <w:tc>
+          <w:tcPr>
+            <w:tcW w:w="2880" w:type="dxa"/>
+          </w:tcPr>
+          <w:p>
+            <w:r>
+              <w:t>Giá trị</w:t>
+            </w:r>
+          </w:p>
+        </w:tc>
+        <w:tc>
+          <w:tcPr>
+            <w:tcW w:w="2880" w:type="dxa"/>
+          </w:tcPr>
+          <w:p>
+            <w:r>
+              <w:t>Ý nghĩa</w:t>
+            </w:r>
+          </w:p>
+        </w:tc>
+        <w:tc>
+          <w:tcPr>
+            <w:tcW w:w="2880" w:type="dxa"/>
+          </w:tcPr>
+          <w:p>
+            <w:r>
+              <w:t>Cách dùng</w:t>
+            </w:r>
+          </w:p>
+        </w:tc>
+      </w:tr>
+      <w:tr>
+        <w:tc>
+          <w:tcPr>
+            <w:tcW w:w="2880" w:type="dxa"/>
+          </w:tcPr>
+          <w:p>
+            <w:r>
+              <w:t>ACTIVE</w:t>
+            </w:r>
+          </w:p>
+        </w:tc>
+        <w:tc>
+          <w:tcPr>
+            <w:tcW w:w="2880" w:type="dxa"/>
+          </w:tcPr>
+          <w:p>
+            <w:r>
+              <w:t>Đang hoạt động</w:t>
+            </w:r>
+          </w:p>
+        </w:tc>
+        <w:tc>
+          <w:tcPr>
+            <w:tcW w:w="2880" w:type="dxa"/>
+          </w:tcPr>
+          <w:p>
+            <w:r>
+              <w:t>App vẫn tạo Transaction theo dueDate</w:t>
+            </w:r>
+          </w:p>
+        </w:tc>
+      </w:tr>
+      <w:tr>
+        <w:tc>
+          <w:tcPr>
+            <w:tcW w:w="2880" w:type="dxa"/>
+          </w:tcPr>
+          <w:p>
+            <w:r>
+              <w:t>PAUSED</w:t>
+            </w:r>
+          </w:p>
+        </w:tc>
+        <w:tc>
+          <w:tcPr>
+            <w:tcW w:w="2880" w:type="dxa"/>
+          </w:tcPr>
+          <w:p>
+            <w:r>
+              <w:t>Tạm dừng</w:t>
+            </w:r>
+          </w:p>
+        </w:tc>
+        <w:tc>
+          <w:tcPr>
+            <w:tcW w:w="2880" w:type="dxa"/>
+          </w:tcPr>
+          <w:p>
+            <w:r>
+              <w:t>Không sinh Transaction nhưng vẫn lưu thông tin</w:t>
+            </w:r>
+          </w:p>
+        </w:tc>
+      </w:tr>
+      <w:tr>
+        <w:tc>
+          <w:tcPr>
+            <w:tcW w:w="2880" w:type="dxa"/>
+          </w:tcPr>
+          <w:p>
+            <w:r>
+              <w:t>CANCELLED</w:t>
+            </w:r>
+          </w:p>
+        </w:tc>
+        <w:tc>
+          <w:tcPr>
+            <w:tcW w:w="2880" w:type="dxa"/>
+          </w:tcPr>
+          <w:p>
+            <w:r>
+              <w:t>Đã huỷ</w:t>
+            </w:r>
+          </w:p>
+        </w:tc>
+        <w:tc>
+          <w:tcPr>
+            <w:tcW w:w="2880" w:type="dxa"/>
+          </w:tcPr>
+          <w:p>
+            <w:r>
+              <w:t>Không dùng nữa, không tạo Transaction</w:t>
+            </w:r>
+          </w:p>
+        </w:tc>
+      </w:tr>
+      <w:tr>
+        <w:tc>
+          <w:tcPr>
+            <w:tcW w:w="2880" w:type="dxa"/>
+          </w:tcPr>
+          <w:p>
+            <w:r>
+              <w:t>COMPLETED</w:t>
+            </w:r>
+          </w:p>
+        </w:tc>
+        <w:tc>
+          <w:tcPr>
+            <w:tcW w:w="2880" w:type="dxa"/>
+          </w:tcPr>
+          <w:p>
+            <w:r>
+              <w:t>Hoàn tất</w:t>
+            </w:r>
+          </w:p>
+        </w:tc>
+        <w:tc>
+          <w:tcPr>
+            <w:tcW w:w="2880" w:type="dxa"/>
+          </w:tcPr>
+          <w:p>
+            <w:r>
+              <w:t>Dùng cho gói có số kỳ nhất định</w:t>
+            </w:r>
+          </w:p>
+        </w:tc>
+      </w:tr>
+    </w:tbl>
+    <w:p/>
+    <w:p>
+      <w:r>
+        <w:lastRenderedPageBreak/>
+        <w:t>1.4 SavingTxnType</w:t>
+      </w:r>
+    </w:p>
+    <w:tbl>
+      <w:tblPr>
+        <w:tblW w:w="0" w:type="auto"/>
+        <w:tblLook w:val="04A0" w:firstRow="1" w:lastRow="0" w:firstColumn="1" w:lastColumn="0" w:noHBand="0" w:noVBand="1"/>
+      </w:tblPr>
+      <w:tblGrid>
+        <w:gridCol w:w="2880"/>
+        <w:gridCol w:w="2880"/>
+        <w:gridCol w:w="2880"/>
+      </w:tblGrid>
+      <w:tr>
+        <w:tc>
+          <w:tcPr>
+            <w:tcW w:w="2880" w:type="dxa"/>
+          </w:tcPr>
+          <w:p>
+            <w:r>
+              <w:t>Giá trị</w:t>
+            </w:r>
+          </w:p>
+        </w:tc>
+        <w:tc>
+          <w:tcPr>
+            <w:tcW w:w="2880" w:type="dxa"/>
+          </w:tcPr>
+          <w:p>
+            <w:r>
+              <w:t>Ý nghĩa</w:t>
+            </w:r>
+          </w:p>
+        </w:tc>
+        <w:tc>
+          <w:tcPr>
+            <w:tcW w:w="2880" w:type="dxa"/>
+          </w:tcPr>
+          <w:p>
+            <w:r>
+              <w:t>Cách dùng</w:t>
+            </w:r>
+          </w:p>
+        </w:tc>
+      </w:tr>
+      <w:tr>
+        <w:tc>
+          <w:tcPr>
+            <w:tcW w:w="2880" w:type="dxa"/>
+          </w:tcPr>
+          <w:p>
+            <w:r>
+              <w:t>DEPOSIT</w:t>
+            </w:r>
+          </w:p>
+        </w:tc>
+        <w:tc>
+          <w:tcPr>
+            <w:tcW w:w="2880" w:type="dxa"/>
+          </w:tcPr>
+          <w:p>
+            <w:r>
+              <w:t>Nạp vào quỹ</w:t>
+            </w:r>
+          </w:p>
+        </w:tc>
+        <w:tc>
+          <w:tcPr>
+            <w:tcW w:w="2880" w:type="dxa"/>
+          </w:tcPr>
+          <w:p>
+            <w:r>
+              <w:t>Tạo Transaction là thu hoặc nội bộ tuỳ logic</w:t>
+            </w:r>
+          </w:p>
+        </w:tc>
+      </w:tr>
+      <w:tr>
+        <w:tc>
+          <w:tcPr>
+            <w:tcW w:w="2880" w:type="dxa"/>
+          </w:tcPr>
+          <w:p>
+            <w:r>
+              <w:t>WITHDRAW</w:t>
+            </w:r>
+          </w:p>
+        </w:tc>
+        <w:tc>
+          <w:tcPr>
+            <w:tcW w:w="2880" w:type="dxa"/>
+          </w:tcPr>
+          <w:p>
+            <w:r>
+              <w:t>Rút khỏi quỹ</w:t>
+            </w:r>
+          </w:p>
+        </w:tc>
+        <w:tc>
+          <w:tcPr>
+            <w:tcW w:w="2880" w:type="dxa"/>
+          </w:tcPr>
+          <w:p>
+            <w:r>
+              <w:t>Tạo Transaction chi</w:t>
+            </w:r>
+          </w:p>
+        </w:tc>
+      </w:tr>
+    </w:tbl>
+    <w:p/>
     <w:p>
       <w:pPr>
-        <w:pStyle w:val="ListBullet"/>
-      </w:pPr>
-      <w:r>
-        <w:t>• CycleType: WEEKLY | MONTHLY | YEARLY</w:t>
-      </w:r>
-    </w:p>
-    <w:p>
-      <w:pPr>
-        <w:pStyle w:val="ListNumber"/>
+        <w:pStyle w:val="Heading1"/>
       </w:pPr>
       <w:r>
         <w:t>User</w:t>
@@ -170,73 +709,184 @@
     </w:p>
     <w:p>
       <w:r>
-        <w:t>Thuộc tính:</w:t>
+        <w:t>Thông tin người dùng hệ thống.</w:t>
       </w:r>
     </w:p>
+    <w:tbl>
+      <w:tblPr>
+        <w:tblW w:w="0" w:type="auto"/>
+        <w:tblLook w:val="04A0" w:firstRow="1" w:lastRow="0" w:firstColumn="1" w:lastColumn="0" w:noHBand="0" w:noVBand="1"/>
+      </w:tblPr>
+      <w:tblGrid>
+        <w:gridCol w:w="2880"/>
+        <w:gridCol w:w="2880"/>
+        <w:gridCol w:w="2880"/>
+      </w:tblGrid>
+      <w:tr>
+        <w:tc>
+          <w:tcPr>
+            <w:tcW w:w="2880" w:type="dxa"/>
+          </w:tcPr>
+          <w:p>
+            <w:r>
+              <w:t>Biến</w:t>
+            </w:r>
+          </w:p>
+        </w:tc>
+        <w:tc>
+          <w:tcPr>
+            <w:tcW w:w="2880" w:type="dxa"/>
+          </w:tcPr>
+          <w:p>
+            <w:r>
+              <w:t>Ý nghĩa</w:t>
+            </w:r>
+          </w:p>
+        </w:tc>
+        <w:tc>
+          <w:tcPr>
+            <w:tcW w:w="2880" w:type="dxa"/>
+          </w:tcPr>
+          <w:p>
+            <w:r>
+              <w:t>Cách dùng</w:t>
+            </w:r>
+          </w:p>
+        </w:tc>
+      </w:tr>
+      <w:tr>
+        <w:tc>
+          <w:tcPr>
+            <w:tcW w:w="2880" w:type="dxa"/>
+          </w:tcPr>
+          <w:p>
+            <w:r>
+              <w:t>id</w:t>
+            </w:r>
+          </w:p>
+        </w:tc>
+        <w:tc>
+          <w:tcPr>
+            <w:tcW w:w="2880" w:type="dxa"/>
+          </w:tcPr>
+          <w:p>
+            <w:r>
+              <w:t>Mã người dùng</w:t>
+            </w:r>
+          </w:p>
+        </w:tc>
+        <w:tc>
+          <w:tcPr>
+            <w:tcW w:w="2880" w:type="dxa"/>
+          </w:tcPr>
+          <w:p>
+            <w:r>
+              <w:t>Dùng để kết nối tất cả dữ liệu liên quan User</w:t>
+            </w:r>
+          </w:p>
+        </w:tc>
+      </w:tr>
+      <w:tr>
+        <w:tc>
+          <w:tcPr>
+            <w:tcW w:w="2880" w:type="dxa"/>
+          </w:tcPr>
+          <w:p>
+            <w:r>
+              <w:t>username</w:t>
+            </w:r>
+          </w:p>
+        </w:tc>
+        <w:tc>
+          <w:tcPr>
+            <w:tcW w:w="2880" w:type="dxa"/>
+          </w:tcPr>
+          <w:p>
+            <w:r>
+              <w:t>Tên đăng nhập</w:t>
+            </w:r>
+          </w:p>
+        </w:tc>
+        <w:tc>
+          <w:tcPr>
+            <w:tcW w:w="2880" w:type="dxa"/>
+          </w:tcPr>
+          <w:p>
+            <w:r>
+              <w:t>Sử dụng khi đăng nhập</w:t>
+            </w:r>
+          </w:p>
+        </w:tc>
+      </w:tr>
+      <w:tr>
+        <w:tc>
+          <w:tcPr>
+            <w:tcW w:w="2880" w:type="dxa"/>
+          </w:tcPr>
+          <w:p>
+            <w:r>
+              <w:t>passwordHash</w:t>
+            </w:r>
+          </w:p>
+        </w:tc>
+        <w:tc>
+          <w:tcPr>
+            <w:tcW w:w="2880" w:type="dxa"/>
+          </w:tcPr>
+          <w:p>
+            <w:r>
+              <w:t>Mật khẩu đã mã hóa</w:t>
+            </w:r>
+          </w:p>
+        </w:tc>
+        <w:tc>
+          <w:tcPr>
+            <w:tcW w:w="2880" w:type="dxa"/>
+          </w:tcPr>
+          <w:p>
+            <w:r>
+              <w:t>So sánh khi user đăng nhập</w:t>
+            </w:r>
+          </w:p>
+        </w:tc>
+      </w:tr>
+      <w:tr>
+        <w:tc>
+          <w:tcPr>
+            <w:tcW w:w="2880" w:type="dxa"/>
+          </w:tcPr>
+          <w:p>
+            <w:r>
+              <w:t>email</w:t>
+            </w:r>
+          </w:p>
+        </w:tc>
+        <w:tc>
+          <w:tcPr>
+            <w:tcW w:w="2880" w:type="dxa"/>
+          </w:tcPr>
+          <w:p>
+            <w:r>
+              <w:t>Email liên hệ</w:t>
+            </w:r>
+          </w:p>
+        </w:tc>
+        <w:tc>
+          <w:tcPr>
+            <w:tcW w:w="2880" w:type="dxa"/>
+          </w:tcPr>
+          <w:p>
+            <w:r>
+              <w:t>Khôi phục mật khẩu, nhận thông báo</w:t>
+            </w:r>
+          </w:p>
+        </w:tc>
+      </w:tr>
+    </w:tbl>
+    <w:p/>
     <w:p>
       <w:pPr>
-        <w:pStyle w:val="ListBullet2"/>
-      </w:pPr>
-      <w:r>
-        <w:t>• id: long</w:t>
-      </w:r>
-    </w:p>
-    <w:p>
-      <w:pPr>
-        <w:pStyle w:val="ListBullet2"/>
-      </w:pPr>
-      <w:r>
-        <w:t>• username: String</w:t>
-      </w:r>
-    </w:p>
-    <w:p>
-      <w:pPr>
-        <w:pStyle w:val="ListBullet2"/>
-      </w:pPr>
-      <w:r>
-        <w:t>• passwordHash: String</w:t>
-      </w:r>
-    </w:p>
-    <w:p>
-      <w:pPr>
-        <w:pStyle w:val="ListBullet2"/>
-      </w:pPr>
-      <w:r>
-        <w:t>• email: String</w:t>
-      </w:r>
-    </w:p>
-    <w:p>
-      <w:r>
-        <w:t>Phương thức chính:</w:t>
-      </w:r>
-    </w:p>
-    <w:p>
-      <w:pPr>
-        <w:pStyle w:val="ListBullet2"/>
-      </w:pPr>
-      <w:r>
-        <w:t>• doiMatKhau(hashMoi): void</w:t>
-      </w:r>
-    </w:p>
-    <w:p>
-      <w:pPr>
-        <w:pStyle w:val="ListBullet2"/>
-      </w:pPr>
-      <w:r>
-        <w:t>• kiemTraMatKhau(raw): boolean</w:t>
-      </w:r>
-    </w:p>
-    <w:p>
-      <w:pPr>
-        <w:pStyle w:val="ListBullet2"/>
-      </w:pPr>
-      <w:r>
-        <w:t>• capNhatEmail(emailMoi): void</w:t>
-      </w:r>
-    </w:p>
-    <w:p>
-      <w:pPr>
-        <w:pStyle w:val="ListNumber"/>
+        <w:pStyle w:val="Heading1"/>
       </w:pPr>
       <w:r>
         <w:t>Account</w:t>
@@ -244,89 +894,281 @@
     </w:p>
     <w:p>
       <w:r>
-        <w:t>Thuộc tính:</w:t>
+        <w:t>Nguồn tiền (ví, ngân hàng, momo…)</w:t>
       </w:r>
     </w:p>
+    <w:tbl>
+      <w:tblPr>
+        <w:tblW w:w="0" w:type="auto"/>
+        <w:tblLook w:val="04A0" w:firstRow="1" w:lastRow="0" w:firstColumn="1" w:lastColumn="0" w:noHBand="0" w:noVBand="1"/>
+      </w:tblPr>
+      <w:tblGrid>
+        <w:gridCol w:w="2880"/>
+        <w:gridCol w:w="2880"/>
+        <w:gridCol w:w="2880"/>
+      </w:tblGrid>
+      <w:tr>
+        <w:tc>
+          <w:tcPr>
+            <w:tcW w:w="2880" w:type="dxa"/>
+          </w:tcPr>
+          <w:p>
+            <w:r>
+              <w:t>Biến</w:t>
+            </w:r>
+          </w:p>
+        </w:tc>
+        <w:tc>
+          <w:tcPr>
+            <w:tcW w:w="2880" w:type="dxa"/>
+          </w:tcPr>
+          <w:p>
+            <w:r>
+              <w:t>Ý nghĩa</w:t>
+            </w:r>
+          </w:p>
+        </w:tc>
+        <w:tc>
+          <w:tcPr>
+            <w:tcW w:w="2880" w:type="dxa"/>
+          </w:tcPr>
+          <w:p>
+            <w:r>
+              <w:t>Cách dùng</w:t>
+            </w:r>
+          </w:p>
+        </w:tc>
+      </w:tr>
+      <w:tr>
+        <w:tc>
+          <w:tcPr>
+            <w:tcW w:w="2880" w:type="dxa"/>
+          </w:tcPr>
+          <w:p>
+            <w:r>
+              <w:t>id</w:t>
+            </w:r>
+          </w:p>
+        </w:tc>
+        <w:tc>
+          <w:tcPr>
+            <w:tcW w:w="2880" w:type="dxa"/>
+          </w:tcPr>
+          <w:p>
+            <w:r>
+              <w:t>Mã tài khoản</w:t>
+            </w:r>
+          </w:p>
+        </w:tc>
+        <w:tc>
+          <w:tcPr>
+            <w:tcW w:w="2880" w:type="dxa"/>
+          </w:tcPr>
+          <w:p>
+            <w:r>
+              <w:t>Khoá chính, liên kết với Transaction</w:t>
+            </w:r>
+          </w:p>
+        </w:tc>
+      </w:tr>
+      <w:tr>
+        <w:tc>
+          <w:tcPr>
+            <w:tcW w:w="2880" w:type="dxa"/>
+          </w:tcPr>
+          <w:p>
+            <w:r>
+              <w:t>userId</w:t>
+            </w:r>
+          </w:p>
+        </w:tc>
+        <w:tc>
+          <w:tcPr>
+            <w:tcW w:w="2880" w:type="dxa"/>
+          </w:tcPr>
+          <w:p>
+            <w:r>
+              <w:t>Mã User</w:t>
+            </w:r>
+          </w:p>
+        </w:tc>
+        <w:tc>
+          <w:tcPr>
+            <w:tcW w:w="2880" w:type="dxa"/>
+          </w:tcPr>
+          <w:p>
+            <w:r>
+              <w:t>Xác định tài khoản thuộc người nào</w:t>
+            </w:r>
+          </w:p>
+        </w:tc>
+      </w:tr>
+      <w:tr>
+        <w:tc>
+          <w:tcPr>
+            <w:tcW w:w="2880" w:type="dxa"/>
+          </w:tcPr>
+          <w:p>
+            <w:r>
+              <w:t>name</w:t>
+            </w:r>
+          </w:p>
+        </w:tc>
+        <w:tc>
+          <w:tcPr>
+            <w:tcW w:w="2880" w:type="dxa"/>
+          </w:tcPr>
+          <w:p>
+            <w:r>
+              <w:t>Tên tài khoản</w:t>
+            </w:r>
+          </w:p>
+        </w:tc>
+        <w:tc>
+          <w:tcPr>
+            <w:tcW w:w="2880" w:type="dxa"/>
+          </w:tcPr>
+          <w:p>
+            <w:r>
+              <w:t>Hiển thị trong app (Ví tiền mặt, MB Bank…)</w:t>
+            </w:r>
+          </w:p>
+        </w:tc>
+      </w:tr>
+      <w:tr>
+        <w:tc>
+          <w:tcPr>
+            <w:tcW w:w="2880" w:type="dxa"/>
+          </w:tcPr>
+          <w:p>
+            <w:r>
+              <w:t>openingBalance</w:t>
+            </w:r>
+          </w:p>
+        </w:tc>
+        <w:tc>
+          <w:tcPr>
+            <w:tcW w:w="2880" w:type="dxa"/>
+          </w:tcPr>
+          <w:p>
+            <w:r>
+              <w:t>Số dư ban đầu</w:t>
+            </w:r>
+          </w:p>
+        </w:tc>
+        <w:tc>
+          <w:tcPr>
+            <w:tcW w:w="2880" w:type="dxa"/>
+          </w:tcPr>
+          <w:p>
+            <w:r>
+              <w:t>Tính tổng tiền hiện tại = openingBalance + sum(Transaction)</w:t>
+            </w:r>
+          </w:p>
+        </w:tc>
+      </w:tr>
+      <w:tr>
+        <w:tc>
+          <w:tcPr>
+            <w:tcW w:w="2880" w:type="dxa"/>
+          </w:tcPr>
+          <w:p>
+            <w:r>
+              <w:lastRenderedPageBreak/>
+              <w:t>note</w:t>
+            </w:r>
+          </w:p>
+        </w:tc>
+        <w:tc>
+          <w:tcPr>
+            <w:tcW w:w="2880" w:type="dxa"/>
+          </w:tcPr>
+          <w:p>
+            <w:r>
+              <w:t>Ghi chú</w:t>
+            </w:r>
+          </w:p>
+        </w:tc>
+        <w:tc>
+          <w:tcPr>
+            <w:tcW w:w="2880" w:type="dxa"/>
+          </w:tcPr>
+          <w:p>
+            <w:r>
+              <w:t>Thông tin phụ</w:t>
+            </w:r>
+          </w:p>
+        </w:tc>
+      </w:tr>
+      <w:tr>
+        <w:tc>
+          <w:tcPr>
+            <w:tcW w:w="2880" w:type="dxa"/>
+          </w:tcPr>
+          <w:p>
+            <w:r>
+              <w:t>style</w:t>
+            </w:r>
+          </w:p>
+        </w:tc>
+        <w:tc>
+          <w:tcPr>
+            <w:tcW w:w="2880" w:type="dxa"/>
+          </w:tcPr>
+          <w:p>
+            <w:r>
+              <w:t>Style hiển thị</w:t>
+            </w:r>
+          </w:p>
+        </w:tc>
+        <w:tc>
+          <w:tcPr>
+            <w:tcW w:w="2880" w:type="dxa"/>
+          </w:tcPr>
+          <w:p>
+            <w:r>
+              <w:t>Dùng cho giao diện: icon, màu…</w:t>
+            </w:r>
+          </w:p>
+        </w:tc>
+      </w:tr>
+      <w:tr>
+        <w:tc>
+          <w:tcPr>
+            <w:tcW w:w="2880" w:type="dxa"/>
+          </w:tcPr>
+          <w:p>
+            <w:r>
+              <w:t>isActive</w:t>
+            </w:r>
+          </w:p>
+        </w:tc>
+        <w:tc>
+          <w:tcPr>
+            <w:tcW w:w="2880" w:type="dxa"/>
+          </w:tcPr>
+          <w:p>
+            <w:r>
+              <w:t>Trạng thái</w:t>
+            </w:r>
+          </w:p>
+        </w:tc>
+        <w:tc>
+          <w:tcPr>
+            <w:tcW w:w="2880" w:type="dxa"/>
+          </w:tcPr>
+          <w:p>
+            <w:r>
+              <w:t>Khoá tài khoản → không thêm giao dịch mới</w:t>
+            </w:r>
+          </w:p>
+        </w:tc>
+      </w:tr>
+    </w:tbl>
+    <w:p/>
     <w:p>
       <w:pPr>
-        <w:pStyle w:val="ListBullet2"/>
-      </w:pPr>
-      <w:r>
-        <w:t>• id: long</w:t>
-      </w:r>
-    </w:p>
-    <w:p>
-      <w:pPr>
-        <w:pStyle w:val="ListBullet2"/>
-      </w:pPr>
-      <w:r>
-        <w:t>• name: String</w:t>
-      </w:r>
-    </w:p>
-    <w:p>
-      <w:pPr>
-        <w:pStyle w:val="ListBullet2"/>
-      </w:pPr>
-      <w:r>
-        <w:t>• openingBalance: BigDecimal</w:t>
-      </w:r>
-    </w:p>
-    <w:p>
-      <w:pPr>
-        <w:pStyle w:val="ListBullet2"/>
-      </w:pPr>
-      <w:r>
-        <w:t>• note: String</w:t>
-      </w:r>
-    </w:p>
-    <w:p>
-      <w:pPr>
-        <w:pStyle w:val="ListBullet2"/>
-      </w:pPr>
-      <w:r>
-        <w:t>• style: String</w:t>
-      </w:r>
-    </w:p>
-    <w:p>
-      <w:pPr>
-        <w:pStyle w:val="ListBullet2"/>
-      </w:pPr>
-      <w:r>
-        <w:t>• isActive: boolean</w:t>
-      </w:r>
-    </w:p>
-    <w:p>
-      <w:r>
-        <w:t>Phương thức chính:</w:t>
-      </w:r>
-    </w:p>
-    <w:p>
-      <w:pPr>
-        <w:pStyle w:val="ListBullet2"/>
-      </w:pPr>
-      <w:r>
-        <w:t>• doiTen(moi): void</w:t>
-      </w:r>
-    </w:p>
-    <w:p>
-      <w:pPr>
-        <w:pStyle w:val="ListBullet2"/>
-      </w:pPr>
-      <w:r>
-        <w:t>• dong(): void</w:t>
-      </w:r>
-    </w:p>
-    <w:p>
-      <w:pPr>
-        <w:pStyle w:val="ListBullet2"/>
-      </w:pPr>
-      <w:r>
-        <w:t>• moLai(): void</w:t>
-      </w:r>
-    </w:p>
-    <w:p>
-      <w:pPr>
-        <w:pStyle w:val="ListNumber"/>
+        <w:pStyle w:val="Heading1"/>
       </w:pPr>
       <w:r>
         <w:t>Category</w:t>
@@ -334,98 +1176,280 @@
     </w:p>
     <w:p>
       <w:r>
-        <w:t>Thuộc tính:</w:t>
+        <w:t>Danh mục thu/chi.</w:t>
       </w:r>
     </w:p>
+    <w:tbl>
+      <w:tblPr>
+        <w:tblW w:w="0" w:type="auto"/>
+        <w:tblLook w:val="04A0" w:firstRow="1" w:lastRow="0" w:firstColumn="1" w:lastColumn="0" w:noHBand="0" w:noVBand="1"/>
+      </w:tblPr>
+      <w:tblGrid>
+        <w:gridCol w:w="2880"/>
+        <w:gridCol w:w="2880"/>
+        <w:gridCol w:w="2880"/>
+      </w:tblGrid>
+      <w:tr>
+        <w:tc>
+          <w:tcPr>
+            <w:tcW w:w="2880" w:type="dxa"/>
+          </w:tcPr>
+          <w:p>
+            <w:r>
+              <w:t>Biến</w:t>
+            </w:r>
+          </w:p>
+        </w:tc>
+        <w:tc>
+          <w:tcPr>
+            <w:tcW w:w="2880" w:type="dxa"/>
+          </w:tcPr>
+          <w:p>
+            <w:r>
+              <w:t>Ý nghĩa</w:t>
+            </w:r>
+          </w:p>
+        </w:tc>
+        <w:tc>
+          <w:tcPr>
+            <w:tcW w:w="2880" w:type="dxa"/>
+          </w:tcPr>
+          <w:p>
+            <w:r>
+              <w:t>Cách dùng</w:t>
+            </w:r>
+          </w:p>
+        </w:tc>
+      </w:tr>
+      <w:tr>
+        <w:tc>
+          <w:tcPr>
+            <w:tcW w:w="2880" w:type="dxa"/>
+          </w:tcPr>
+          <w:p>
+            <w:r>
+              <w:t>id</w:t>
+            </w:r>
+          </w:p>
+        </w:tc>
+        <w:tc>
+          <w:tcPr>
+            <w:tcW w:w="2880" w:type="dxa"/>
+          </w:tcPr>
+          <w:p>
+            <w:r>
+              <w:t>Mã danh mục</w:t>
+            </w:r>
+          </w:p>
+        </w:tc>
+        <w:tc>
+          <w:tcPr>
+            <w:tcW w:w="2880" w:type="dxa"/>
+          </w:tcPr>
+          <w:p>
+            <w:r>
+              <w:t>Liên kết với Transaction</w:t>
+            </w:r>
+          </w:p>
+        </w:tc>
+      </w:tr>
+      <w:tr>
+        <w:tc>
+          <w:tcPr>
+            <w:tcW w:w="2880" w:type="dxa"/>
+          </w:tcPr>
+          <w:p>
+            <w:r>
+              <w:t>userId</w:t>
+            </w:r>
+          </w:p>
+        </w:tc>
+        <w:tc>
+          <w:tcPr>
+            <w:tcW w:w="2880" w:type="dxa"/>
+          </w:tcPr>
+          <w:p>
+            <w:r>
+              <w:t>User sở hữu</w:t>
+            </w:r>
+          </w:p>
+        </w:tc>
+        <w:tc>
+          <w:tcPr>
+            <w:tcW w:w="2880" w:type="dxa"/>
+          </w:tcPr>
+          <w:p>
+            <w:r>
+              <w:t>Danh mục riêng từng người</w:t>
+            </w:r>
+          </w:p>
+        </w:tc>
+      </w:tr>
+      <w:tr>
+        <w:tc>
+          <w:tcPr>
+            <w:tcW w:w="2880" w:type="dxa"/>
+          </w:tcPr>
+          <w:p>
+            <w:r>
+              <w:t>name</w:t>
+            </w:r>
+          </w:p>
+        </w:tc>
+        <w:tc>
+          <w:tcPr>
+            <w:tcW w:w="2880" w:type="dxa"/>
+          </w:tcPr>
+          <w:p>
+            <w:r>
+              <w:t>Tên danh mục</w:t>
+            </w:r>
+          </w:p>
+        </w:tc>
+        <w:tc>
+          <w:tcPr>
+            <w:tcW w:w="2880" w:type="dxa"/>
+          </w:tcPr>
+          <w:p>
+            <w:r>
+              <w:t>Hiển thị: Ăn uống, Lương, Tiền nhà…</w:t>
+            </w:r>
+          </w:p>
+        </w:tc>
+      </w:tr>
+      <w:tr>
+        <w:tc>
+          <w:tcPr>
+            <w:tcW w:w="2880" w:type="dxa"/>
+          </w:tcPr>
+          <w:p>
+            <w:r>
+              <w:t>type</w:t>
+            </w:r>
+          </w:p>
+        </w:tc>
+        <w:tc>
+          <w:tcPr>
+            <w:tcW w:w="2880" w:type="dxa"/>
+          </w:tcPr>
+          <w:p>
+            <w:r>
+              <w:t>Loại danh mục</w:t>
+            </w:r>
+          </w:p>
+        </w:tc>
+        <w:tc>
+          <w:tcPr>
+            <w:tcW w:w="2880" w:type="dxa"/>
+          </w:tcPr>
+          <w:p>
+            <w:r>
+              <w:t>Dùng enum CategoryType</w:t>
+            </w:r>
+          </w:p>
+        </w:tc>
+      </w:tr>
+      <w:tr>
+        <w:tc>
+          <w:tcPr>
+            <w:tcW w:w="2880" w:type="dxa"/>
+          </w:tcPr>
+          <w:p>
+            <w:r>
+              <w:t>note</w:t>
+            </w:r>
+          </w:p>
+        </w:tc>
+        <w:tc>
+          <w:tcPr>
+            <w:tcW w:w="2880" w:type="dxa"/>
+          </w:tcPr>
+          <w:p>
+            <w:r>
+              <w:t>Ghi chú</w:t>
+            </w:r>
+          </w:p>
+        </w:tc>
+        <w:tc>
+          <w:tcPr>
+            <w:tcW w:w="2880" w:type="dxa"/>
+          </w:tcPr>
+          <w:p>
+            <w:r>
+              <w:t>Mô tả</w:t>
+            </w:r>
+          </w:p>
+        </w:tc>
+      </w:tr>
+      <w:tr>
+        <w:tc>
+          <w:tcPr>
+            <w:tcW w:w="2880" w:type="dxa"/>
+          </w:tcPr>
+          <w:p>
+            <w:r>
+              <w:t>style</w:t>
+            </w:r>
+          </w:p>
+        </w:tc>
+        <w:tc>
+          <w:tcPr>
+            <w:tcW w:w="2880" w:type="dxa"/>
+          </w:tcPr>
+          <w:p>
+            <w:r>
+              <w:t>Style hiển thị</w:t>
+            </w:r>
+          </w:p>
+        </w:tc>
+        <w:tc>
+          <w:tcPr>
+            <w:tcW w:w="2880" w:type="dxa"/>
+          </w:tcPr>
+          <w:p>
+            <w:r>
+              <w:t>Icon, màu danh mục</w:t>
+            </w:r>
+          </w:p>
+        </w:tc>
+      </w:tr>
+      <w:tr>
+        <w:tc>
+          <w:tcPr>
+            <w:tcW w:w="2880" w:type="dxa"/>
+          </w:tcPr>
+          <w:p>
+            <w:r>
+              <w:t>isActive</w:t>
+            </w:r>
+          </w:p>
+        </w:tc>
+        <w:tc>
+          <w:tcPr>
+            <w:tcW w:w="2880" w:type="dxa"/>
+          </w:tcPr>
+          <w:p>
+            <w:r>
+              <w:t>Còn dùng</w:t>
+            </w:r>
+          </w:p>
+        </w:tc>
+        <w:tc>
+          <w:tcPr>
+            <w:tcW w:w="2880" w:type="dxa"/>
+          </w:tcPr>
+          <w:p>
+            <w:r>
+              <w:t>Ẩn/hiện khi chọn Transaction</w:t>
+            </w:r>
+          </w:p>
+        </w:tc>
+      </w:tr>
+    </w:tbl>
+    <w:p/>
     <w:p>
       <w:pPr>
-        <w:pStyle w:val="ListBullet2"/>
-      </w:pPr>
-      <w:r>
-        <w:t>• id: long</w:t>
-      </w:r>
-    </w:p>
-    <w:p>
-      <w:pPr>
-        <w:pStyle w:val="ListBullet2"/>
-      </w:pPr>
-      <w:r>
-        <w:t>• name: String</w:t>
-      </w:r>
-    </w:p>
-    <w:p>
-      <w:pPr>
-        <w:pStyle w:val="ListBullet2"/>
-      </w:pPr>
-      <w:r>
-        <w:t>• type: CategoryType</w:t>
-      </w:r>
-    </w:p>
-    <w:p>
-      <w:pPr>
-        <w:pStyle w:val="ListBullet2"/>
-      </w:pPr>
-      <w:r>
-        <w:t>• note: String</w:t>
-      </w:r>
-    </w:p>
-    <w:p>
-      <w:pPr>
-        <w:pStyle w:val="ListBullet2"/>
-      </w:pPr>
-      <w:r>
-        <w:t>• style: String</w:t>
-      </w:r>
-    </w:p>
-    <w:p>
-      <w:pPr>
-        <w:pStyle w:val="ListBullet2"/>
-      </w:pPr>
-      <w:r>
-        <w:lastRenderedPageBreak/>
-        <w:t>• isActive: boolean</w:t>
-      </w:r>
-    </w:p>
-    <w:p>
-      <w:r>
-        <w:t>Phương thức chính:</w:t>
-      </w:r>
-    </w:p>
-    <w:p>
-      <w:pPr>
-        <w:pStyle w:val="ListBullet2"/>
-      </w:pPr>
-      <w:r>
-        <w:t>• doiTen(moi): void</w:t>
-      </w:r>
-    </w:p>
-    <w:p>
-      <w:pPr>
-        <w:pStyle w:val="ListBullet2"/>
-      </w:pPr>
-      <w:r>
-        <w:t>• doiLoai(kieu: CategoryType): void</w:t>
-      </w:r>
-    </w:p>
-    <w:p>
-      <w:pPr>
-        <w:pStyle w:val="ListBullet2"/>
-      </w:pPr>
-      <w:r>
-        <w:t>• voHieuHoa(): void</w:t>
-      </w:r>
-    </w:p>
-    <w:p>
-      <w:pPr>
-        <w:pStyle w:val="ListBullet2"/>
-      </w:pPr>
-      <w:r>
-        <w:t>• khoiPhuc(): void</w:t>
-      </w:r>
-    </w:p>
-    <w:p>
-      <w:pPr>
-        <w:pStyle w:val="ListNumber"/>
+        <w:pStyle w:val="Heading1"/>
       </w:pPr>
       <w:r>
         <w:t>Transaction</w:t>
@@ -433,97 +1457,349 @@
     </w:p>
     <w:p>
       <w:r>
-        <w:t>Thuộc tính:</w:t>
+        <w:t>Một giao dịch thu hoặc chi.</w:t>
       </w:r>
     </w:p>
+    <w:tbl>
+      <w:tblPr>
+        <w:tblW w:w="0" w:type="auto"/>
+        <w:tblLook w:val="04A0" w:firstRow="1" w:lastRow="0" w:firstColumn="1" w:lastColumn="0" w:noHBand="0" w:noVBand="1"/>
+      </w:tblPr>
+      <w:tblGrid>
+        <w:gridCol w:w="2880"/>
+        <w:gridCol w:w="2880"/>
+        <w:gridCol w:w="2880"/>
+      </w:tblGrid>
+      <w:tr>
+        <w:tc>
+          <w:tcPr>
+            <w:tcW w:w="2880" w:type="dxa"/>
+          </w:tcPr>
+          <w:p>
+            <w:r>
+              <w:t>Biến</w:t>
+            </w:r>
+          </w:p>
+        </w:tc>
+        <w:tc>
+          <w:tcPr>
+            <w:tcW w:w="2880" w:type="dxa"/>
+          </w:tcPr>
+          <w:p>
+            <w:r>
+              <w:t>Ý nghĩa</w:t>
+            </w:r>
+          </w:p>
+        </w:tc>
+        <w:tc>
+          <w:tcPr>
+            <w:tcW w:w="2880" w:type="dxa"/>
+          </w:tcPr>
+          <w:p>
+            <w:r>
+              <w:t>Cách dùng</w:t>
+            </w:r>
+          </w:p>
+        </w:tc>
+      </w:tr>
+      <w:tr>
+        <w:tc>
+          <w:tcPr>
+            <w:tcW w:w="2880" w:type="dxa"/>
+          </w:tcPr>
+          <w:p>
+            <w:r>
+              <w:t>id</w:t>
+            </w:r>
+          </w:p>
+        </w:tc>
+        <w:tc>
+          <w:tcPr>
+            <w:tcW w:w="2880" w:type="dxa"/>
+          </w:tcPr>
+          <w:p>
+            <w:r>
+              <w:t>Mã giao dịch</w:t>
+            </w:r>
+          </w:p>
+        </w:tc>
+        <w:tc>
+          <w:tcPr>
+            <w:tcW w:w="2880" w:type="dxa"/>
+          </w:tcPr>
+          <w:p>
+            <w:r>
+              <w:t>Khoá chính</w:t>
+            </w:r>
+          </w:p>
+        </w:tc>
+      </w:tr>
+      <w:tr>
+        <w:tc>
+          <w:tcPr>
+            <w:tcW w:w="2880" w:type="dxa"/>
+          </w:tcPr>
+          <w:p>
+            <w:r>
+              <w:t>userId</w:t>
+            </w:r>
+          </w:p>
+        </w:tc>
+        <w:tc>
+          <w:tcPr>
+            <w:tcW w:w="2880" w:type="dxa"/>
+          </w:tcPr>
+          <w:p>
+            <w:r>
+              <w:t>User sở hữu</w:t>
+            </w:r>
+          </w:p>
+        </w:tc>
+        <w:tc>
+          <w:tcPr>
+            <w:tcW w:w="2880" w:type="dxa"/>
+          </w:tcPr>
+          <w:p>
+            <w:r>
+              <w:t>Ai tạo và quản lý giao dịch</w:t>
+            </w:r>
+          </w:p>
+        </w:tc>
+      </w:tr>
+      <w:tr>
+        <w:tc>
+          <w:tcPr>
+            <w:tcW w:w="2880" w:type="dxa"/>
+          </w:tcPr>
+          <w:p>
+            <w:r>
+              <w:t>accountId</w:t>
+            </w:r>
+          </w:p>
+        </w:tc>
+        <w:tc>
+          <w:tcPr>
+            <w:tcW w:w="2880" w:type="dxa"/>
+          </w:tcPr>
+          <w:p>
+            <w:r>
+              <w:t>Tài khoản dùng</w:t>
+            </w:r>
+          </w:p>
+        </w:tc>
+        <w:tc>
+          <w:tcPr>
+            <w:tcW w:w="2880" w:type="dxa"/>
+          </w:tcPr>
+          <w:p>
+            <w:r>
+              <w:t>Trừ tiền hoặc cộng tiền vào account</w:t>
+            </w:r>
+          </w:p>
+        </w:tc>
+      </w:tr>
+      <w:tr>
+        <w:tc>
+          <w:tcPr>
+            <w:tcW w:w="2880" w:type="dxa"/>
+          </w:tcPr>
+          <w:p>
+            <w:r>
+              <w:t>categoryId</w:t>
+            </w:r>
+          </w:p>
+        </w:tc>
+        <w:tc>
+          <w:tcPr>
+            <w:tcW w:w="2880" w:type="dxa"/>
+          </w:tcPr>
+          <w:p>
+            <w:r>
+              <w:t>Danh mục liên quan</w:t>
+            </w:r>
+          </w:p>
+        </w:tc>
+        <w:tc>
+          <w:tcPr>
+            <w:tcW w:w="2880" w:type="dxa"/>
+          </w:tcPr>
+          <w:p>
+            <w:r>
+              <w:t xml:space="preserve">Dùng CategoryType để xác </w:t>
+            </w:r>
+            <w:r>
+              <w:lastRenderedPageBreak/>
+              <w:t>định thu/chi</w:t>
+            </w:r>
+          </w:p>
+        </w:tc>
+      </w:tr>
+      <w:tr>
+        <w:tc>
+          <w:tcPr>
+            <w:tcW w:w="2880" w:type="dxa"/>
+          </w:tcPr>
+          <w:p>
+            <w:r>
+              <w:lastRenderedPageBreak/>
+              <w:t>date</w:t>
+            </w:r>
+          </w:p>
+        </w:tc>
+        <w:tc>
+          <w:tcPr>
+            <w:tcW w:w="2880" w:type="dxa"/>
+          </w:tcPr>
+          <w:p>
+            <w:r>
+              <w:t>Ngày giao dịch</w:t>
+            </w:r>
+          </w:p>
+        </w:tc>
+        <w:tc>
+          <w:tcPr>
+            <w:tcW w:w="2880" w:type="dxa"/>
+          </w:tcPr>
+          <w:p>
+            <w:r>
+              <w:t>Ngày thực tế xảy ra</w:t>
+            </w:r>
+          </w:p>
+        </w:tc>
+      </w:tr>
+      <w:tr>
+        <w:tc>
+          <w:tcPr>
+            <w:tcW w:w="2880" w:type="dxa"/>
+          </w:tcPr>
+          <w:p>
+            <w:r>
+              <w:t>amount</w:t>
+            </w:r>
+          </w:p>
+        </w:tc>
+        <w:tc>
+          <w:tcPr>
+            <w:tcW w:w="2880" w:type="dxa"/>
+          </w:tcPr>
+          <w:p>
+            <w:r>
+              <w:t>Số tiền</w:t>
+            </w:r>
+          </w:p>
+        </w:tc>
+        <w:tc>
+          <w:tcPr>
+            <w:tcW w:w="2880" w:type="dxa"/>
+          </w:tcPr>
+          <w:p>
+            <w:r>
+              <w:t>Giá trị giao dịch</w:t>
+            </w:r>
+          </w:p>
+        </w:tc>
+      </w:tr>
+      <w:tr>
+        <w:tc>
+          <w:tcPr>
+            <w:tcW w:w="2880" w:type="dxa"/>
+          </w:tcPr>
+          <w:p>
+            <w:r>
+              <w:t>note</w:t>
+            </w:r>
+          </w:p>
+        </w:tc>
+        <w:tc>
+          <w:tcPr>
+            <w:tcW w:w="2880" w:type="dxa"/>
+          </w:tcPr>
+          <w:p>
+            <w:r>
+              <w:t>Nội dung</w:t>
+            </w:r>
+          </w:p>
+        </w:tc>
+        <w:tc>
+          <w:tcPr>
+            <w:tcW w:w="2880" w:type="dxa"/>
+          </w:tcPr>
+          <w:p>
+            <w:r>
+              <w:t>Mô tả chi tiết</w:t>
+            </w:r>
+          </w:p>
+        </w:tc>
+      </w:tr>
+      <w:tr>
+        <w:tc>
+          <w:tcPr>
+            <w:tcW w:w="2880" w:type="dxa"/>
+          </w:tcPr>
+          <w:p>
+            <w:r>
+              <w:t>isIncome</w:t>
+            </w:r>
+          </w:p>
+        </w:tc>
+        <w:tc>
+          <w:tcPr>
+            <w:tcW w:w="2880" w:type="dxa"/>
+          </w:tcPr>
+          <w:p>
+            <w:r>
+              <w:t>Đánh dấu thu</w:t>
+            </w:r>
+          </w:p>
+        </w:tc>
+        <w:tc>
+          <w:tcPr>
+            <w:tcW w:w="2880" w:type="dxa"/>
+          </w:tcPr>
+          <w:p>
+            <w:r>
+              <w:t>TRUE nếu là thu</w:t>
+            </w:r>
+          </w:p>
+        </w:tc>
+      </w:tr>
+      <w:tr>
+        <w:tc>
+          <w:tcPr>
+            <w:tcW w:w="2880" w:type="dxa"/>
+          </w:tcPr>
+          <w:p>
+            <w:r>
+              <w:t>isExpense</w:t>
+            </w:r>
+          </w:p>
+        </w:tc>
+        <w:tc>
+          <w:tcPr>
+            <w:tcW w:w="2880" w:type="dxa"/>
+          </w:tcPr>
+          <w:p>
+            <w:r>
+              <w:t>Đánh dấu chi</w:t>
+            </w:r>
+          </w:p>
+        </w:tc>
+        <w:tc>
+          <w:tcPr>
+            <w:tcW w:w="2880" w:type="dxa"/>
+          </w:tcPr>
+          <w:p>
+            <w:r>
+              <w:t>TRUE nếu là chi</w:t>
+            </w:r>
+          </w:p>
+        </w:tc>
+      </w:tr>
+    </w:tbl>
+    <w:p/>
     <w:p>
       <w:pPr>
-        <w:pStyle w:val="ListBullet2"/>
-      </w:pPr>
-      <w:r>
-        <w:t>• id: long</w:t>
-      </w:r>
-    </w:p>
-    <w:p>
-      <w:pPr>
-        <w:pStyle w:val="ListBullet2"/>
-      </w:pPr>
-      <w:r>
-        <w:t>• date: LocalDate</w:t>
-      </w:r>
-    </w:p>
-    <w:p>
-      <w:pPr>
-        <w:pStyle w:val="ListBullet2"/>
-      </w:pPr>
-      <w:r>
-        <w:t>• amount: BigDecimal</w:t>
-      </w:r>
-    </w:p>
-    <w:p>
-      <w:pPr>
-        <w:pStyle w:val="ListBullet2"/>
-      </w:pPr>
-      <w:r>
-        <w:t>• cycleType: CycleType (tùy chọn)</w:t>
-      </w:r>
-    </w:p>
-    <w:p>
-      <w:pPr>
-        <w:pStyle w:val="ListBullet2"/>
-      </w:pPr>
-      <w:r>
-        <w:t>• categoryId: long</w:t>
-      </w:r>
-    </w:p>
-    <w:p>
-      <w:pPr>
-        <w:pStyle w:val="ListBullet2"/>
-      </w:pPr>
-      <w:r>
-        <w:t>• accountId: long</w:t>
-      </w:r>
-    </w:p>
-    <w:p>
-      <w:pPr>
-        <w:pStyle w:val="ListBullet2"/>
-      </w:pPr>
-      <w:r>
-        <w:t>• note: String</w:t>
-      </w:r>
-    </w:p>
-    <w:p>
-      <w:pPr>
-        <w:pStyle w:val="ListBullet2"/>
-      </w:pPr>
-      <w:r>
-        <w:t>• isIncome: boolean</w:t>
-      </w:r>
-    </w:p>
-    <w:p>
-      <w:pPr>
-        <w:pStyle w:val="ListBullet2"/>
-      </w:pPr>
-      <w:r>
-        <w:t>• isExpense: boolean</w:t>
-      </w:r>
-    </w:p>
-    <w:p>
-      <w:r>
-        <w:t>Phương thức chính:</w:t>
-      </w:r>
-    </w:p>
-    <w:p>
-      <w:pPr>
-        <w:pStyle w:val="ListBullet2"/>
-      </w:pPr>
-      <w:r>
-        <w:t>• (được tạo ra bởi các nghiệp vụ bên dưới; không thao tác phức tạp tại lớp này)</w:t>
-      </w:r>
-    </w:p>
-    <w:p>
-      <w:pPr>
-        <w:pStyle w:val="ListNumber"/>
+        <w:pStyle w:val="Heading1"/>
       </w:pPr>
       <w:r>
         <w:t>SavingAccount</w:t>
@@ -531,81 +1807,280 @@
     </w:p>
     <w:p>
       <w:r>
-        <w:t>Thuộc tính:</w:t>
+        <w:t>Quỹ tiết kiệm.</w:t>
       </w:r>
     </w:p>
+    <w:tbl>
+      <w:tblPr>
+        <w:tblW w:w="0" w:type="auto"/>
+        <w:tblLook w:val="04A0" w:firstRow="1" w:lastRow="0" w:firstColumn="1" w:lastColumn="0" w:noHBand="0" w:noVBand="1"/>
+      </w:tblPr>
+      <w:tblGrid>
+        <w:gridCol w:w="2880"/>
+        <w:gridCol w:w="2880"/>
+        <w:gridCol w:w="2880"/>
+      </w:tblGrid>
+      <w:tr>
+        <w:tc>
+          <w:tcPr>
+            <w:tcW w:w="2880" w:type="dxa"/>
+          </w:tcPr>
+          <w:p>
+            <w:r>
+              <w:t>Biến</w:t>
+            </w:r>
+          </w:p>
+        </w:tc>
+        <w:tc>
+          <w:tcPr>
+            <w:tcW w:w="2880" w:type="dxa"/>
+          </w:tcPr>
+          <w:p>
+            <w:r>
+              <w:t>Ý nghĩa</w:t>
+            </w:r>
+          </w:p>
+        </w:tc>
+        <w:tc>
+          <w:tcPr>
+            <w:tcW w:w="2880" w:type="dxa"/>
+          </w:tcPr>
+          <w:p>
+            <w:r>
+              <w:t>Cách dùng</w:t>
+            </w:r>
+          </w:p>
+        </w:tc>
+      </w:tr>
+      <w:tr>
+        <w:tc>
+          <w:tcPr>
+            <w:tcW w:w="2880" w:type="dxa"/>
+          </w:tcPr>
+          <w:p>
+            <w:r>
+              <w:t>id</w:t>
+            </w:r>
+          </w:p>
+        </w:tc>
+        <w:tc>
+          <w:tcPr>
+            <w:tcW w:w="2880" w:type="dxa"/>
+          </w:tcPr>
+          <w:p>
+            <w:r>
+              <w:t>Mã quỹ</w:t>
+            </w:r>
+          </w:p>
+        </w:tc>
+        <w:tc>
+          <w:tcPr>
+            <w:tcW w:w="2880" w:type="dxa"/>
+          </w:tcPr>
+          <w:p>
+            <w:r>
+              <w:t>Khoá chính</w:t>
+            </w:r>
+          </w:p>
+        </w:tc>
+      </w:tr>
+      <w:tr>
+        <w:tc>
+          <w:tcPr>
+            <w:tcW w:w="2880" w:type="dxa"/>
+          </w:tcPr>
+          <w:p>
+            <w:r>
+              <w:t>userId</w:t>
+            </w:r>
+          </w:p>
+        </w:tc>
+        <w:tc>
+          <w:tcPr>
+            <w:tcW w:w="2880" w:type="dxa"/>
+          </w:tcPr>
+          <w:p>
+            <w:r>
+              <w:t>User sở hữu</w:t>
+            </w:r>
+          </w:p>
+        </w:tc>
+        <w:tc>
+          <w:tcPr>
+            <w:tcW w:w="2880" w:type="dxa"/>
+          </w:tcPr>
+          <w:p>
+            <w:r>
+              <w:t>Thuộc về ai</w:t>
+            </w:r>
+          </w:p>
+        </w:tc>
+      </w:tr>
+      <w:tr>
+        <w:tc>
+          <w:tcPr>
+            <w:tcW w:w="2880" w:type="dxa"/>
+          </w:tcPr>
+          <w:p>
+            <w:r>
+              <w:t>name</w:t>
+            </w:r>
+          </w:p>
+        </w:tc>
+        <w:tc>
+          <w:tcPr>
+            <w:tcW w:w="2880" w:type="dxa"/>
+          </w:tcPr>
+          <w:p>
+            <w:r>
+              <w:t>Tên quỹ</w:t>
+            </w:r>
+          </w:p>
+        </w:tc>
+        <w:tc>
+          <w:tcPr>
+            <w:tcW w:w="2880" w:type="dxa"/>
+          </w:tcPr>
+          <w:p>
+            <w:r>
+              <w:t>Ví dụ: Quỹ du lịch, Mua laptop</w:t>
+            </w:r>
+          </w:p>
+        </w:tc>
+      </w:tr>
+      <w:tr>
+        <w:tc>
+          <w:tcPr>
+            <w:tcW w:w="2880" w:type="dxa"/>
+          </w:tcPr>
+          <w:p>
+            <w:r>
+              <w:t>startDate</w:t>
+            </w:r>
+          </w:p>
+        </w:tc>
+        <w:tc>
+          <w:tcPr>
+            <w:tcW w:w="2880" w:type="dxa"/>
+          </w:tcPr>
+          <w:p>
+            <w:r>
+              <w:t>Ngày bắt đầu</w:t>
+            </w:r>
+          </w:p>
+        </w:tc>
+        <w:tc>
+          <w:tcPr>
+            <w:tcW w:w="2880" w:type="dxa"/>
+          </w:tcPr>
+          <w:p>
+            <w:r>
+              <w:t>Ngày lập quỹ</w:t>
+            </w:r>
+          </w:p>
+        </w:tc>
+      </w:tr>
+      <w:tr>
+        <w:tc>
+          <w:tcPr>
+            <w:tcW w:w="2880" w:type="dxa"/>
+          </w:tcPr>
+          <w:p>
+            <w:r>
+              <w:t>goal</w:t>
+            </w:r>
+          </w:p>
+        </w:tc>
+        <w:tc>
+          <w:tcPr>
+            <w:tcW w:w="2880" w:type="dxa"/>
+          </w:tcPr>
+          <w:p>
+            <w:r>
+              <w:t>Mục tiêu tiền</w:t>
+            </w:r>
+          </w:p>
+        </w:tc>
+        <w:tc>
+          <w:tcPr>
+            <w:tcW w:w="2880" w:type="dxa"/>
+          </w:tcPr>
+          <w:p>
+            <w:r>
+              <w:t>Số tiền cần đạt</w:t>
+            </w:r>
+          </w:p>
+        </w:tc>
+      </w:tr>
+      <w:tr>
+        <w:tc>
+          <w:tcPr>
+            <w:tcW w:w="2880" w:type="dxa"/>
+          </w:tcPr>
+          <w:p>
+            <w:r>
+              <w:t>openingBalance</w:t>
+            </w:r>
+          </w:p>
+        </w:tc>
+        <w:tc>
+          <w:tcPr>
+            <w:tcW w:w="2880" w:type="dxa"/>
+          </w:tcPr>
+          <w:p>
+            <w:r>
+              <w:t>Số dư ban đầu</w:t>
+            </w:r>
+          </w:p>
+        </w:tc>
+        <w:tc>
+          <w:tcPr>
+            <w:tcW w:w="2880" w:type="dxa"/>
+          </w:tcPr>
+          <w:p>
+            <w:r>
+              <w:t>Tiền có sẵn trong quỹ</w:t>
+            </w:r>
+          </w:p>
+        </w:tc>
+      </w:tr>
+      <w:tr>
+        <w:tc>
+          <w:tcPr>
+            <w:tcW w:w="2880" w:type="dxa"/>
+          </w:tcPr>
+          <w:p>
+            <w:r>
+              <w:t>note</w:t>
+            </w:r>
+          </w:p>
+        </w:tc>
+        <w:tc>
+          <w:tcPr>
+            <w:tcW w:w="2880" w:type="dxa"/>
+          </w:tcPr>
+          <w:p>
+            <w:r>
+              <w:t>Ghi chú</w:t>
+            </w:r>
+          </w:p>
+        </w:tc>
+        <w:tc>
+          <w:tcPr>
+            <w:tcW w:w="2880" w:type="dxa"/>
+          </w:tcPr>
+          <w:p>
+            <w:r>
+              <w:t>Thông tin thêm</w:t>
+            </w:r>
+          </w:p>
+        </w:tc>
+      </w:tr>
+    </w:tbl>
+    <w:p/>
     <w:p>
       <w:pPr>
-        <w:pStyle w:val="ListBullet2"/>
-      </w:pPr>
-      <w:r>
-        <w:t>• id: long</w:t>
-      </w:r>
-    </w:p>
-    <w:p>
-      <w:pPr>
-        <w:pStyle w:val="ListBullet2"/>
-      </w:pPr>
-      <w:r>
-        <w:t>• name: String</w:t>
-      </w:r>
-    </w:p>
-    <w:p>
-      <w:pPr>
-        <w:pStyle w:val="ListBullet2"/>
-      </w:pPr>
-      <w:r>
-        <w:t>• startDate: LocalDate</w:t>
-      </w:r>
-    </w:p>
-    <w:p>
-      <w:pPr>
-        <w:pStyle w:val="ListBullet2"/>
-      </w:pPr>
-      <w:r>
-        <w:t>• goal: BigDecimal</w:t>
-      </w:r>
-    </w:p>
-    <w:p>
-      <w:pPr>
-        <w:pStyle w:val="ListBullet2"/>
-      </w:pPr>
-      <w:r>
-        <w:t>• openingBalance: BigDecimal</w:t>
-      </w:r>
-    </w:p>
-    <w:p>
-      <w:pPr>
-        <w:pStyle w:val="ListBullet2"/>
-      </w:pPr>
-      <w:r>
-        <w:t>• note: String</w:t>
-      </w:r>
-    </w:p>
-    <w:p>
-      <w:r>
-        <w:t>Phương thức chính:</w:t>
-      </w:r>
-    </w:p>
-    <w:p>
-      <w:pPr>
-        <w:pStyle w:val="ListBullet2"/>
-      </w:pPr>
-      <w:r>
-        <w:t>• themTien(tien: BigDecimal): void</w:t>
-      </w:r>
-    </w:p>
-    <w:p>
-      <w:pPr>
-        <w:pStyle w:val="ListBullet2"/>
-      </w:pPr>
-      <w:r>
-        <w:t>• datMucTieu(muc: BigDecimal): void</w:t>
-      </w:r>
-    </w:p>
-    <w:p>
-      <w:pPr>
-        <w:pStyle w:val="ListNumber"/>
+        <w:pStyle w:val="Heading1"/>
       </w:pPr>
       <w:r>
         <w:t>SavingTxn</w:t>
@@ -613,74 +2088,249 @@
     </w:p>
     <w:p>
       <w:r>
-        <w:t>Thuộc tính:</w:t>
+        <w:t>Giao dịch nạp/rút quỹ.</w:t>
       </w:r>
     </w:p>
+    <w:tbl>
+      <w:tblPr>
+        <w:tblW w:w="0" w:type="auto"/>
+        <w:tblLook w:val="04A0" w:firstRow="1" w:lastRow="0" w:firstColumn="1" w:lastColumn="0" w:noHBand="0" w:noVBand="1"/>
+      </w:tblPr>
+      <w:tblGrid>
+        <w:gridCol w:w="2880"/>
+        <w:gridCol w:w="2880"/>
+        <w:gridCol w:w="2880"/>
+      </w:tblGrid>
+      <w:tr>
+        <w:tc>
+          <w:tcPr>
+            <w:tcW w:w="2880" w:type="dxa"/>
+          </w:tcPr>
+          <w:p>
+            <w:r>
+              <w:t>Biến</w:t>
+            </w:r>
+          </w:p>
+        </w:tc>
+        <w:tc>
+          <w:tcPr>
+            <w:tcW w:w="2880" w:type="dxa"/>
+          </w:tcPr>
+          <w:p>
+            <w:r>
+              <w:t>Ý nghĩa</w:t>
+            </w:r>
+          </w:p>
+        </w:tc>
+        <w:tc>
+          <w:tcPr>
+            <w:tcW w:w="2880" w:type="dxa"/>
+          </w:tcPr>
+          <w:p>
+            <w:r>
+              <w:t>Cách dùng</w:t>
+            </w:r>
+          </w:p>
+        </w:tc>
+      </w:tr>
+      <w:tr>
+        <w:tc>
+          <w:tcPr>
+            <w:tcW w:w="2880" w:type="dxa"/>
+          </w:tcPr>
+          <w:p>
+            <w:r>
+              <w:t>id</w:t>
+            </w:r>
+          </w:p>
+        </w:tc>
+        <w:tc>
+          <w:tcPr>
+            <w:tcW w:w="2880" w:type="dxa"/>
+          </w:tcPr>
+          <w:p>
+            <w:r>
+              <w:t>Mã SavingTxn</w:t>
+            </w:r>
+          </w:p>
+        </w:tc>
+        <w:tc>
+          <w:tcPr>
+            <w:tcW w:w="2880" w:type="dxa"/>
+          </w:tcPr>
+          <w:p>
+            <w:r>
+              <w:t>Khoá chính</w:t>
+            </w:r>
+          </w:p>
+        </w:tc>
+      </w:tr>
+      <w:tr>
+        <w:tc>
+          <w:tcPr>
+            <w:tcW w:w="2880" w:type="dxa"/>
+          </w:tcPr>
+          <w:p>
+            <w:r>
+              <w:t>savingId</w:t>
+            </w:r>
+          </w:p>
+        </w:tc>
+        <w:tc>
+          <w:tcPr>
+            <w:tcW w:w="2880" w:type="dxa"/>
+          </w:tcPr>
+          <w:p>
+            <w:r>
+              <w:t>Mã quỹ tiết kiệm</w:t>
+            </w:r>
+          </w:p>
+        </w:tc>
+        <w:tc>
+          <w:tcPr>
+            <w:tcW w:w="2880" w:type="dxa"/>
+          </w:tcPr>
+          <w:p>
+            <w:r>
+              <w:t>Liên kết SavingAccount</w:t>
+            </w:r>
+          </w:p>
+        </w:tc>
+      </w:tr>
+      <w:tr>
+        <w:tc>
+          <w:tcPr>
+            <w:tcW w:w="2880" w:type="dxa"/>
+          </w:tcPr>
+          <w:p>
+            <w:r>
+              <w:t>date</w:t>
+            </w:r>
+          </w:p>
+        </w:tc>
+        <w:tc>
+          <w:tcPr>
+            <w:tcW w:w="2880" w:type="dxa"/>
+          </w:tcPr>
+          <w:p>
+            <w:r>
+              <w:t>Ngày giao dịch</w:t>
+            </w:r>
+          </w:p>
+        </w:tc>
+        <w:tc>
+          <w:tcPr>
+            <w:tcW w:w="2880" w:type="dxa"/>
+          </w:tcPr>
+          <w:p>
+            <w:r>
+              <w:t>Nạp/rút khi nào</w:t>
+            </w:r>
+          </w:p>
+        </w:tc>
+      </w:tr>
+      <w:tr>
+        <w:tc>
+          <w:tcPr>
+            <w:tcW w:w="2880" w:type="dxa"/>
+          </w:tcPr>
+          <w:p>
+            <w:r>
+              <w:lastRenderedPageBreak/>
+              <w:t>amount</w:t>
+            </w:r>
+          </w:p>
+        </w:tc>
+        <w:tc>
+          <w:tcPr>
+            <w:tcW w:w="2880" w:type="dxa"/>
+          </w:tcPr>
+          <w:p>
+            <w:r>
+              <w:t>Số tiền</w:t>
+            </w:r>
+          </w:p>
+        </w:tc>
+        <w:tc>
+          <w:tcPr>
+            <w:tcW w:w="2880" w:type="dxa"/>
+          </w:tcPr>
+          <w:p>
+            <w:r>
+              <w:t>Giá trị giao dịch</w:t>
+            </w:r>
+          </w:p>
+        </w:tc>
+      </w:tr>
+      <w:tr>
+        <w:tc>
+          <w:tcPr>
+            <w:tcW w:w="2880" w:type="dxa"/>
+          </w:tcPr>
+          <w:p>
+            <w:r>
+              <w:t>type</w:t>
+            </w:r>
+          </w:p>
+        </w:tc>
+        <w:tc>
+          <w:tcPr>
+            <w:tcW w:w="2880" w:type="dxa"/>
+          </w:tcPr>
+          <w:p>
+            <w:r>
+              <w:t>DEPOSIT/WITHDRAW</w:t>
+            </w:r>
+          </w:p>
+        </w:tc>
+        <w:tc>
+          <w:tcPr>
+            <w:tcW w:w="2880" w:type="dxa"/>
+          </w:tcPr>
+          <w:p>
+            <w:r>
+              <w:t>Xác định nạp hay rút</w:t>
+            </w:r>
+          </w:p>
+        </w:tc>
+      </w:tr>
+      <w:tr>
+        <w:tc>
+          <w:tcPr>
+            <w:tcW w:w="2880" w:type="dxa"/>
+          </w:tcPr>
+          <w:p>
+            <w:r>
+              <w:t>note</w:t>
+            </w:r>
+          </w:p>
+        </w:tc>
+        <w:tc>
+          <w:tcPr>
+            <w:tcW w:w="2880" w:type="dxa"/>
+          </w:tcPr>
+          <w:p>
+            <w:r>
+              <w:t>Ghi chú</w:t>
+            </w:r>
+          </w:p>
+        </w:tc>
+        <w:tc>
+          <w:tcPr>
+            <w:tcW w:w="2880" w:type="dxa"/>
+          </w:tcPr>
+          <w:p>
+            <w:r>
+              <w:t>Mô tả thêm</w:t>
+            </w:r>
+          </w:p>
+        </w:tc>
+      </w:tr>
+    </w:tbl>
+    <w:p/>
     <w:p>
       <w:pPr>
-        <w:pStyle w:val="ListBullet2"/>
-      </w:pPr>
-      <w:r>
-        <w:lastRenderedPageBreak/>
-        <w:t>• id: long</w:t>
-      </w:r>
-    </w:p>
-    <w:p>
-      <w:pPr>
-        <w:pStyle w:val="ListBullet2"/>
-      </w:pPr>
-      <w:r>
-        <w:t>• savingId: long</w:t>
-      </w:r>
-    </w:p>
-    <w:p>
-      <w:pPr>
-        <w:pStyle w:val="ListBullet2"/>
-      </w:pPr>
-      <w:r>
-        <w:t>• date: LocalDate</w:t>
-      </w:r>
-    </w:p>
-    <w:p>
-      <w:pPr>
-        <w:pStyle w:val="ListBullet2"/>
-      </w:pPr>
-      <w:r>
-        <w:t>• amount: BigDecimal</w:t>
-      </w:r>
-    </w:p>
-    <w:p>
-      <w:pPr>
-        <w:pStyle w:val="ListBullet2"/>
-      </w:pPr>
-      <w:r>
-        <w:t>• typePath: String (nạp/rút)</w:t>
-      </w:r>
-    </w:p>
-    <w:p>
-      <w:pPr>
-        <w:pStyle w:val="ListBullet2"/>
-      </w:pPr>
-      <w:r>
-        <w:t>• note: String</w:t>
-      </w:r>
-    </w:p>
-    <w:p>
-      <w:r>
-        <w:t>Phương thức chính:</w:t>
-      </w:r>
-    </w:p>
-    <w:p>
-      <w:pPr>
-        <w:pStyle w:val="ListBullet2"/>
-      </w:pPr>
-      <w:r>
-        <w:t>• phaChieuVaoAccount(accountId: long): Transaction  (INCOME nếu nạp, EXPENSE nếu rút)</w:t>
-      </w:r>
-    </w:p>
-    <w:p>
-      <w:pPr>
-        <w:pStyle w:val="ListNumber"/>
+        <w:pStyle w:val="Heading1"/>
       </w:pPr>
       <w:r>
         <w:t>Subscription</w:t>
@@ -688,105 +2338,408 @@
     </w:p>
     <w:p>
       <w:r>
-        <w:t>Thuộc tính:</w:t>
+        <w:t>Đăng ký trả định kỳ.</w:t>
       </w:r>
     </w:p>
+    <w:tbl>
+      <w:tblPr>
+        <w:tblW w:w="0" w:type="auto"/>
+        <w:tblLook w:val="04A0" w:firstRow="1" w:lastRow="0" w:firstColumn="1" w:lastColumn="0" w:noHBand="0" w:noVBand="1"/>
+      </w:tblPr>
+      <w:tblGrid>
+        <w:gridCol w:w="2880"/>
+        <w:gridCol w:w="2880"/>
+        <w:gridCol w:w="2880"/>
+      </w:tblGrid>
+      <w:tr>
+        <w:tc>
+          <w:tcPr>
+            <w:tcW w:w="2880" w:type="dxa"/>
+          </w:tcPr>
+          <w:p>
+            <w:r>
+              <w:t>Biến</w:t>
+            </w:r>
+          </w:p>
+        </w:tc>
+        <w:tc>
+          <w:tcPr>
+            <w:tcW w:w="2880" w:type="dxa"/>
+          </w:tcPr>
+          <w:p>
+            <w:r>
+              <w:t>Ý nghĩa</w:t>
+            </w:r>
+          </w:p>
+        </w:tc>
+        <w:tc>
+          <w:tcPr>
+            <w:tcW w:w="2880" w:type="dxa"/>
+          </w:tcPr>
+          <w:p>
+            <w:r>
+              <w:t>Cách dùng</w:t>
+            </w:r>
+          </w:p>
+        </w:tc>
+      </w:tr>
+      <w:tr>
+        <w:tc>
+          <w:tcPr>
+            <w:tcW w:w="2880" w:type="dxa"/>
+          </w:tcPr>
+          <w:p>
+            <w:r>
+              <w:t>id</w:t>
+            </w:r>
+          </w:p>
+        </w:tc>
+        <w:tc>
+          <w:tcPr>
+            <w:tcW w:w="2880" w:type="dxa"/>
+          </w:tcPr>
+          <w:p>
+            <w:r>
+              <w:t>Mã subscription</w:t>
+            </w:r>
+          </w:p>
+        </w:tc>
+        <w:tc>
+          <w:tcPr>
+            <w:tcW w:w="2880" w:type="dxa"/>
+          </w:tcPr>
+          <w:p>
+            <w:r>
+              <w:t>Khoá chính</w:t>
+            </w:r>
+          </w:p>
+        </w:tc>
+      </w:tr>
+      <w:tr>
+        <w:tc>
+          <w:tcPr>
+            <w:tcW w:w="2880" w:type="dxa"/>
+          </w:tcPr>
+          <w:p>
+            <w:r>
+              <w:t>userId</w:t>
+            </w:r>
+          </w:p>
+        </w:tc>
+        <w:tc>
+          <w:tcPr>
+            <w:tcW w:w="2880" w:type="dxa"/>
+          </w:tcPr>
+          <w:p>
+            <w:r>
+              <w:t>User sở hữu</w:t>
+            </w:r>
+          </w:p>
+        </w:tc>
+        <w:tc>
+          <w:tcPr>
+            <w:tcW w:w="2880" w:type="dxa"/>
+          </w:tcPr>
+          <w:p>
+            <w:r>
+              <w:t>Liên kết User</w:t>
+            </w:r>
+          </w:p>
+        </w:tc>
+      </w:tr>
+      <w:tr>
+        <w:tc>
+          <w:tcPr>
+            <w:tcW w:w="2880" w:type="dxa"/>
+          </w:tcPr>
+          <w:p>
+            <w:r>
+              <w:t>name</w:t>
+            </w:r>
+          </w:p>
+        </w:tc>
+        <w:tc>
+          <w:tcPr>
+            <w:tcW w:w="2880" w:type="dxa"/>
+          </w:tcPr>
+          <w:p>
+            <w:r>
+              <w:t>Tên dịch vụ</w:t>
+            </w:r>
+          </w:p>
+        </w:tc>
+        <w:tc>
+          <w:tcPr>
+            <w:tcW w:w="2880" w:type="dxa"/>
+          </w:tcPr>
+          <w:p>
+            <w:r>
+              <w:t>Netflix, Spotify, Điện nước…</w:t>
+            </w:r>
+          </w:p>
+        </w:tc>
+      </w:tr>
+      <w:tr>
+        <w:tc>
+          <w:tcPr>
+            <w:tcW w:w="2880" w:type="dxa"/>
+          </w:tcPr>
+          <w:p>
+            <w:r>
+              <w:t>cycle</w:t>
+            </w:r>
+          </w:p>
+        </w:tc>
+        <w:tc>
+          <w:tcPr>
+            <w:tcW w:w="2880" w:type="dxa"/>
+          </w:tcPr>
+          <w:p>
+            <w:r>
+              <w:t>Chu kỳ</w:t>
+            </w:r>
+          </w:p>
+        </w:tc>
+        <w:tc>
+          <w:tcPr>
+            <w:tcW w:w="2880" w:type="dxa"/>
+          </w:tcPr>
+          <w:p>
+            <w:r>
+              <w:t>W/M/Y → xác định ngày tính tiếp</w:t>
+            </w:r>
+          </w:p>
+        </w:tc>
+      </w:tr>
+      <w:tr>
+        <w:tc>
+          <w:tcPr>
+            <w:tcW w:w="2880" w:type="dxa"/>
+          </w:tcPr>
+          <w:p>
+            <w:r>
+              <w:t>amount</w:t>
+            </w:r>
+          </w:p>
+        </w:tc>
+        <w:tc>
+          <w:tcPr>
+            <w:tcW w:w="2880" w:type="dxa"/>
+          </w:tcPr>
+          <w:p>
+            <w:r>
+              <w:t>Số tiền mỗi kỳ</w:t>
+            </w:r>
+          </w:p>
+        </w:tc>
+        <w:tc>
+          <w:tcPr>
+            <w:tcW w:w="2880" w:type="dxa"/>
+          </w:tcPr>
+          <w:p>
+            <w:r>
+              <w:t>Giá trị thanh toán</w:t>
+            </w:r>
+          </w:p>
+        </w:tc>
+      </w:tr>
+      <w:tr>
+        <w:tc>
+          <w:tcPr>
+            <w:tcW w:w="2880" w:type="dxa"/>
+          </w:tcPr>
+          <w:p>
+            <w:r>
+              <w:t>dueDate</w:t>
+            </w:r>
+          </w:p>
+        </w:tc>
+        <w:tc>
+          <w:tcPr>
+            <w:tcW w:w="2880" w:type="dxa"/>
+          </w:tcPr>
+          <w:p>
+            <w:r>
+              <w:t>Ngày đến hạn hiện tại</w:t>
+            </w:r>
+          </w:p>
+        </w:tc>
+        <w:tc>
+          <w:tcPr>
+            <w:tcW w:w="2880" w:type="dxa"/>
+          </w:tcPr>
+          <w:p>
+            <w:r>
+              <w:t>Ngày phải trả lần này</w:t>
+            </w:r>
+          </w:p>
+        </w:tc>
+      </w:tr>
+      <w:tr>
+        <w:tc>
+          <w:tcPr>
+            <w:tcW w:w="2880" w:type="dxa"/>
+          </w:tcPr>
+          <w:p>
+            <w:r>
+              <w:t>nextDue</w:t>
+            </w:r>
+          </w:p>
+        </w:tc>
+        <w:tc>
+          <w:tcPr>
+            <w:tcW w:w="2880" w:type="dxa"/>
+          </w:tcPr>
+          <w:p>
+            <w:r>
+              <w:t>Ngày đến hạn tiếp theo</w:t>
+            </w:r>
+          </w:p>
+        </w:tc>
+        <w:tc>
+          <w:tcPr>
+            <w:tcW w:w="2880" w:type="dxa"/>
+          </w:tcPr>
+          <w:p>
+            <w:r>
+              <w:t>Tự tính dựa vào cycle</w:t>
+            </w:r>
+          </w:p>
+        </w:tc>
+      </w:tr>
+      <w:tr>
+        <w:tc>
+          <w:tcPr>
+            <w:tcW w:w="2880" w:type="dxa"/>
+          </w:tcPr>
+          <w:p>
+            <w:r>
+              <w:t>status</w:t>
+            </w:r>
+          </w:p>
+        </w:tc>
+        <w:tc>
+          <w:tcPr>
+            <w:tcW w:w="2880" w:type="dxa"/>
+          </w:tcPr>
+          <w:p>
+            <w:r>
+              <w:t>ACTIVE/PAUSED/...</w:t>
+            </w:r>
+          </w:p>
+        </w:tc>
+        <w:tc>
+          <w:tcPr>
+            <w:tcW w:w="2880" w:type="dxa"/>
+          </w:tcPr>
+          <w:p>
+            <w:r>
+              <w:t>Đang hoạt động hay không</w:t>
+            </w:r>
+          </w:p>
+        </w:tc>
+      </w:tr>
+      <w:tr>
+        <w:tc>
+          <w:tcPr>
+            <w:tcW w:w="2880" w:type="dxa"/>
+          </w:tcPr>
+          <w:p>
+            <w:r>
+              <w:t>accountId</w:t>
+            </w:r>
+          </w:p>
+        </w:tc>
+        <w:tc>
+          <w:tcPr>
+            <w:tcW w:w="2880" w:type="dxa"/>
+          </w:tcPr>
+          <w:p>
+            <w:r>
+              <w:t>Tài khoản chi tiền</w:t>
+            </w:r>
+          </w:p>
+        </w:tc>
+        <w:tc>
+          <w:tcPr>
+            <w:tcW w:w="2880" w:type="dxa"/>
+          </w:tcPr>
+          <w:p>
+            <w:r>
+              <w:t>Lấy tiền từ đâu</w:t>
+            </w:r>
+          </w:p>
+        </w:tc>
+      </w:tr>
+      <w:tr>
+        <w:tc>
+          <w:tcPr>
+            <w:tcW w:w="2880" w:type="dxa"/>
+          </w:tcPr>
+          <w:p>
+            <w:r>
+              <w:t>categoryId</w:t>
+            </w:r>
+          </w:p>
+        </w:tc>
+        <w:tc>
+          <w:tcPr>
+            <w:tcW w:w="2880" w:type="dxa"/>
+          </w:tcPr>
+          <w:p>
+            <w:r>
+              <w:t>Danh mục chi</w:t>
+            </w:r>
+          </w:p>
+        </w:tc>
+        <w:tc>
+          <w:tcPr>
+            <w:tcW w:w="2880" w:type="dxa"/>
+          </w:tcPr>
+          <w:p>
+            <w:r>
+              <w:t>Gắn với Category</w:t>
+            </w:r>
+          </w:p>
+        </w:tc>
+      </w:tr>
+      <w:tr>
+        <w:tc>
+          <w:tcPr>
+            <w:tcW w:w="2880" w:type="dxa"/>
+          </w:tcPr>
+          <w:p>
+            <w:r>
+              <w:t>note</w:t>
+            </w:r>
+          </w:p>
+        </w:tc>
+        <w:tc>
+          <w:tcPr>
+            <w:tcW w:w="2880" w:type="dxa"/>
+          </w:tcPr>
+          <w:p>
+            <w:r>
+              <w:t>Ghi chú</w:t>
+            </w:r>
+          </w:p>
+        </w:tc>
+        <w:tc>
+          <w:tcPr>
+            <w:tcW w:w="2880" w:type="dxa"/>
+          </w:tcPr>
+          <w:p>
+            <w:r>
+              <w:t>Thông tin thêm</w:t>
+            </w:r>
+          </w:p>
+        </w:tc>
+      </w:tr>
+    </w:tbl>
+    <w:p/>
     <w:p>
       <w:pPr>
-        <w:pStyle w:val="ListBullet2"/>
-      </w:pPr>
-      <w:r>
-        <w:t>• id: long</w:t>
-      </w:r>
-    </w:p>
-    <w:p>
-      <w:pPr>
-        <w:pStyle w:val="ListBullet2"/>
-      </w:pPr>
-      <w:r>
-        <w:t>• name: String</w:t>
-      </w:r>
-    </w:p>
-    <w:p>
-      <w:pPr>
-        <w:pStyle w:val="ListBullet2"/>
-      </w:pPr>
-      <w:r>
-        <w:t>• cycle: CycleType</w:t>
-      </w:r>
-    </w:p>
-    <w:p>
-      <w:pPr>
-        <w:pStyle w:val="ListBullet2"/>
-      </w:pPr>
-      <w:r>
-        <w:t>• amount: BigDecimal</w:t>
-      </w:r>
-    </w:p>
-    <w:p>
-      <w:pPr>
-        <w:pStyle w:val="ListBullet2"/>
-      </w:pPr>
-      <w:r>
-        <w:t>• dueDate: LocalDate</w:t>
-      </w:r>
-    </w:p>
-    <w:p>
-      <w:pPr>
-        <w:pStyle w:val="ListBullet2"/>
-      </w:pPr>
-      <w:r>
-        <w:t>• accountId: long</w:t>
-      </w:r>
-    </w:p>
-    <w:p>
-      <w:pPr>
-        <w:pStyle w:val="ListBullet2"/>
-      </w:pPr>
-      <w:r>
-        <w:t>• categoryId: long</w:t>
-      </w:r>
-    </w:p>
-    <w:p>
-      <w:pPr>
-        <w:pStyle w:val="ListBullet2"/>
-      </w:pPr>
-      <w:r>
-        <w:t>• note: String</w:t>
-      </w:r>
-    </w:p>
-    <w:p>
-      <w:r>
-        <w:t>Phương thức chính:</w:t>
-      </w:r>
-    </w:p>
-    <w:p>
-      <w:pPr>
-        <w:pStyle w:val="ListBullet2"/>
-      </w:pPr>
-      <w:r>
-        <w:t>• markPaid(ngay: LocalDate): Transaction</w:t>
-      </w:r>
-    </w:p>
-    <w:p>
-      <w:pPr>
-        <w:pStyle w:val="ListBullet2"/>
-      </w:pPr>
-      <w:r>
-        <w:t>• tinhNgayTiepTheo(): LocalDate</w:t>
-      </w:r>
-    </w:p>
-    <w:p>
-      <w:pPr>
-        <w:pStyle w:val="ListBullet2"/>
-      </w:pPr>
-      <w:r>
-        <w:t>• doiSoTien(moi: BigDecimal): void</w:t>
-      </w:r>
-    </w:p>
-    <w:p>
-      <w:pPr>
-        <w:pStyle w:val="ListNumber"/>
+        <w:pStyle w:val="Heading1"/>
       </w:pPr>
       <w:r>
         <w:t>Installment</w:t>
@@ -794,122 +2747,409 @@
     </w:p>
     <w:p>
       <w:r>
-        <w:t>Thuộc tính:</w:t>
+        <w:t>Khoản trả góp.</w:t>
       </w:r>
     </w:p>
+    <w:tbl>
+      <w:tblPr>
+        <w:tblW w:w="0" w:type="auto"/>
+        <w:tblLook w:val="04A0" w:firstRow="1" w:lastRow="0" w:firstColumn="1" w:lastColumn="0" w:noHBand="0" w:noVBand="1"/>
+      </w:tblPr>
+      <w:tblGrid>
+        <w:gridCol w:w="2880"/>
+        <w:gridCol w:w="2880"/>
+        <w:gridCol w:w="2880"/>
+      </w:tblGrid>
+      <w:tr>
+        <w:tc>
+          <w:tcPr>
+            <w:tcW w:w="2880" w:type="dxa"/>
+          </w:tcPr>
+          <w:p>
+            <w:r>
+              <w:t>Biến</w:t>
+            </w:r>
+          </w:p>
+        </w:tc>
+        <w:tc>
+          <w:tcPr>
+            <w:tcW w:w="2880" w:type="dxa"/>
+          </w:tcPr>
+          <w:p>
+            <w:r>
+              <w:t>Ý nghĩa</w:t>
+            </w:r>
+          </w:p>
+        </w:tc>
+        <w:tc>
+          <w:tcPr>
+            <w:tcW w:w="2880" w:type="dxa"/>
+          </w:tcPr>
+          <w:p>
+            <w:r>
+              <w:t>Cách dùng</w:t>
+            </w:r>
+          </w:p>
+        </w:tc>
+      </w:tr>
+      <w:tr>
+        <w:tc>
+          <w:tcPr>
+            <w:tcW w:w="2880" w:type="dxa"/>
+          </w:tcPr>
+          <w:p>
+            <w:r>
+              <w:t>id</w:t>
+            </w:r>
+          </w:p>
+        </w:tc>
+        <w:tc>
+          <w:tcPr>
+            <w:tcW w:w="2880" w:type="dxa"/>
+          </w:tcPr>
+          <w:p>
+            <w:r>
+              <w:t>Mã trả góp</w:t>
+            </w:r>
+          </w:p>
+        </w:tc>
+        <w:tc>
+          <w:tcPr>
+            <w:tcW w:w="2880" w:type="dxa"/>
+          </w:tcPr>
+          <w:p>
+            <w:r>
+              <w:t>Khoá chính</w:t>
+            </w:r>
+          </w:p>
+        </w:tc>
+      </w:tr>
+      <w:tr>
+        <w:tc>
+          <w:tcPr>
+            <w:tcW w:w="2880" w:type="dxa"/>
+          </w:tcPr>
+          <w:p>
+            <w:r>
+              <w:t>userId</w:t>
+            </w:r>
+          </w:p>
+        </w:tc>
+        <w:tc>
+          <w:tcPr>
+            <w:tcW w:w="2880" w:type="dxa"/>
+          </w:tcPr>
+          <w:p>
+            <w:r>
+              <w:t>User sở hữu</w:t>
+            </w:r>
+          </w:p>
+        </w:tc>
+        <w:tc>
+          <w:tcPr>
+            <w:tcW w:w="2880" w:type="dxa"/>
+          </w:tcPr>
+          <w:p>
+            <w:r>
+              <w:t>Thuộc về ai</w:t>
+            </w:r>
+          </w:p>
+        </w:tc>
+      </w:tr>
+      <w:tr>
+        <w:tc>
+          <w:tcPr>
+            <w:tcW w:w="2880" w:type="dxa"/>
+          </w:tcPr>
+          <w:p>
+            <w:r>
+              <w:lastRenderedPageBreak/>
+              <w:t>item</w:t>
+            </w:r>
+          </w:p>
+        </w:tc>
+        <w:tc>
+          <w:tcPr>
+            <w:tcW w:w="2880" w:type="dxa"/>
+          </w:tcPr>
+          <w:p>
+            <w:r>
+              <w:t>Tên món trả góp</w:t>
+            </w:r>
+          </w:p>
+        </w:tc>
+        <w:tc>
+          <w:tcPr>
+            <w:tcW w:w="2880" w:type="dxa"/>
+          </w:tcPr>
+          <w:p>
+            <w:r>
+              <w:t>VD: iPhone 15</w:t>
+            </w:r>
+          </w:p>
+        </w:tc>
+      </w:tr>
+      <w:tr>
+        <w:tc>
+          <w:tcPr>
+            <w:tcW w:w="2880" w:type="dxa"/>
+          </w:tcPr>
+          <w:p>
+            <w:r>
+              <w:t>total</w:t>
+            </w:r>
+          </w:p>
+        </w:tc>
+        <w:tc>
+          <w:tcPr>
+            <w:tcW w:w="2880" w:type="dxa"/>
+          </w:tcPr>
+          <w:p>
+            <w:r>
+              <w:t>Tổng tiền</w:t>
+            </w:r>
+          </w:p>
+        </w:tc>
+        <w:tc>
+          <w:tcPr>
+            <w:tcW w:w="2880" w:type="dxa"/>
+          </w:tcPr>
+          <w:p>
+            <w:r>
+              <w:t>Tổng giá trị cần trả</w:t>
+            </w:r>
+          </w:p>
+        </w:tc>
+      </w:tr>
+      <w:tr>
+        <w:tc>
+          <w:tcPr>
+            <w:tcW w:w="2880" w:type="dxa"/>
+          </w:tcPr>
+          <w:p>
+            <w:r>
+              <w:t>terms</w:t>
+            </w:r>
+          </w:p>
+        </w:tc>
+        <w:tc>
+          <w:tcPr>
+            <w:tcW w:w="2880" w:type="dxa"/>
+          </w:tcPr>
+          <w:p>
+            <w:r>
+              <w:t>Số kỳ</w:t>
+            </w:r>
+          </w:p>
+        </w:tc>
+        <w:tc>
+          <w:tcPr>
+            <w:tcW w:w="2880" w:type="dxa"/>
+          </w:tcPr>
+          <w:p>
+            <w:r>
+              <w:t>Bao nhiêu tháng/kỳ</w:t>
+            </w:r>
+          </w:p>
+        </w:tc>
+      </w:tr>
+      <w:tr>
+        <w:tc>
+          <w:tcPr>
+            <w:tcW w:w="2880" w:type="dxa"/>
+          </w:tcPr>
+          <w:p>
+            <w:r>
+              <w:t>paidTerms</w:t>
+            </w:r>
+          </w:p>
+        </w:tc>
+        <w:tc>
+          <w:tcPr>
+            <w:tcW w:w="2880" w:type="dxa"/>
+          </w:tcPr>
+          <w:p>
+            <w:r>
+              <w:t>Kỳ đã trả</w:t>
+            </w:r>
+          </w:p>
+        </w:tc>
+        <w:tc>
+          <w:tcPr>
+            <w:tcW w:w="2880" w:type="dxa"/>
+          </w:tcPr>
+          <w:p>
+            <w:r>
+              <w:t>Tiến độ</w:t>
+            </w:r>
+          </w:p>
+        </w:tc>
+      </w:tr>
+      <w:tr>
+        <w:tc>
+          <w:tcPr>
+            <w:tcW w:w="2880" w:type="dxa"/>
+          </w:tcPr>
+          <w:p>
+            <w:r>
+              <w:t>startDate</w:t>
+            </w:r>
+          </w:p>
+        </w:tc>
+        <w:tc>
+          <w:tcPr>
+            <w:tcW w:w="2880" w:type="dxa"/>
+          </w:tcPr>
+          <w:p>
+            <w:r>
+              <w:t>Ngày mua</w:t>
+            </w:r>
+          </w:p>
+        </w:tc>
+        <w:tc>
+          <w:tcPr>
+            <w:tcW w:w="2880" w:type="dxa"/>
+          </w:tcPr>
+          <w:p>
+            <w:r>
+              <w:t>Ngày bắt đầu trả góp</w:t>
+            </w:r>
+          </w:p>
+        </w:tc>
+      </w:tr>
+      <w:tr>
+        <w:tc>
+          <w:tcPr>
+            <w:tcW w:w="2880" w:type="dxa"/>
+          </w:tcPr>
+          <w:p>
+            <w:r>
+              <w:t>amountPerTerm</w:t>
+            </w:r>
+          </w:p>
+        </w:tc>
+        <w:tc>
+          <w:tcPr>
+            <w:tcW w:w="2880" w:type="dxa"/>
+          </w:tcPr>
+          <w:p>
+            <w:r>
+              <w:t>Số tiền / kỳ</w:t>
+            </w:r>
+          </w:p>
+        </w:tc>
+        <w:tc>
+          <w:tcPr>
+            <w:tcW w:w="2880" w:type="dxa"/>
+          </w:tcPr>
+          <w:p>
+            <w:r>
+              <w:t>Tiền phải trả mỗi kỳ</w:t>
+            </w:r>
+          </w:p>
+        </w:tc>
+      </w:tr>
+      <w:tr>
+        <w:tc>
+          <w:tcPr>
+            <w:tcW w:w="2880" w:type="dxa"/>
+          </w:tcPr>
+          <w:p>
+            <w:r>
+              <w:t>accountId</w:t>
+            </w:r>
+          </w:p>
+        </w:tc>
+        <w:tc>
+          <w:tcPr>
+            <w:tcW w:w="2880" w:type="dxa"/>
+          </w:tcPr>
+          <w:p>
+            <w:r>
+              <w:t>Tài khoản chi</w:t>
+            </w:r>
+          </w:p>
+        </w:tc>
+        <w:tc>
+          <w:tcPr>
+            <w:tcW w:w="2880" w:type="dxa"/>
+          </w:tcPr>
+          <w:p>
+            <w:r>
+              <w:t>Lấy tiền từ đâu</w:t>
+            </w:r>
+          </w:p>
+        </w:tc>
+      </w:tr>
+      <w:tr>
+        <w:tc>
+          <w:tcPr>
+            <w:tcW w:w="2880" w:type="dxa"/>
+          </w:tcPr>
+          <w:p>
+            <w:r>
+              <w:t>categoryId</w:t>
+            </w:r>
+          </w:p>
+        </w:tc>
+        <w:tc>
+          <w:tcPr>
+            <w:tcW w:w="2880" w:type="dxa"/>
+          </w:tcPr>
+          <w:p>
+            <w:r>
+              <w:t>Danh mục chi</w:t>
+            </w:r>
+          </w:p>
+        </w:tc>
+        <w:tc>
+          <w:tcPr>
+            <w:tcW w:w="2880" w:type="dxa"/>
+          </w:tcPr>
+          <w:p>
+            <w:r>
+              <w:t>Thuộc nhóm chi nào</w:t>
+            </w:r>
+          </w:p>
+        </w:tc>
+      </w:tr>
+      <w:tr>
+        <w:tc>
+          <w:tcPr>
+            <w:tcW w:w="2880" w:type="dxa"/>
+          </w:tcPr>
+          <w:p>
+            <w:r>
+              <w:t>note</w:t>
+            </w:r>
+          </w:p>
+        </w:tc>
+        <w:tc>
+          <w:tcPr>
+            <w:tcW w:w="2880" w:type="dxa"/>
+          </w:tcPr>
+          <w:p>
+            <w:r>
+              <w:t>Ghi chú</w:t>
+            </w:r>
+          </w:p>
+        </w:tc>
+        <w:tc>
+          <w:tcPr>
+            <w:tcW w:w="2880" w:type="dxa"/>
+          </w:tcPr>
+          <w:p>
+            <w:r>
+              <w:t>Thông tin thêm</w:t>
+            </w:r>
+          </w:p>
+        </w:tc>
+      </w:tr>
+    </w:tbl>
+    <w:p/>
     <w:p>
       <w:pPr>
-        <w:pStyle w:val="ListBullet2"/>
-      </w:pPr>
-      <w:r>
-        <w:t>• id: long</w:t>
-      </w:r>
-    </w:p>
-    <w:p>
-      <w:pPr>
-        <w:pStyle w:val="ListBullet2"/>
-      </w:pPr>
-      <w:r>
-        <w:t>• item: String</w:t>
-      </w:r>
-    </w:p>
-    <w:p>
-      <w:pPr>
-        <w:pStyle w:val="ListBullet2"/>
-      </w:pPr>
-      <w:r>
-        <w:t>• total: BigDecimal</w:t>
-      </w:r>
-    </w:p>
-    <w:p>
-      <w:pPr>
-        <w:pStyle w:val="ListBullet2"/>
-      </w:pPr>
-      <w:r>
-        <w:t>• terms: int</w:t>
-      </w:r>
-    </w:p>
-    <w:p>
-      <w:pPr>
-        <w:pStyle w:val="ListBullet2"/>
-      </w:pPr>
-      <w:r>
-        <w:t>• paidTerms: int</w:t>
-      </w:r>
-    </w:p>
-    <w:p>
-      <w:pPr>
-        <w:pStyle w:val="ListBullet2"/>
-      </w:pPr>
-      <w:r>
-        <w:t>• startDate: LocalDate</w:t>
-      </w:r>
-    </w:p>
-    <w:p>
-      <w:pPr>
-        <w:pStyle w:val="ListBullet2"/>
-      </w:pPr>
-      <w:r>
-        <w:t>• amountPerTerm: BigDecimal</w:t>
-      </w:r>
-    </w:p>
-    <w:p>
-      <w:pPr>
-        <w:pStyle w:val="ListBullet2"/>
-      </w:pPr>
-      <w:r>
-        <w:t>• accountId: long</w:t>
-      </w:r>
-    </w:p>
-    <w:p>
-      <w:pPr>
-        <w:pStyle w:val="ListBullet2"/>
-      </w:pPr>
-      <w:r>
-        <w:t>• categoryId: long</w:t>
-      </w:r>
-    </w:p>
-    <w:p>
-      <w:pPr>
-        <w:pStyle w:val="ListBullet2"/>
-      </w:pPr>
-      <w:r>
-        <w:t>• note: String</w:t>
-      </w:r>
-    </w:p>
-    <w:p>
-      <w:r>
-        <w:lastRenderedPageBreak/>
-        <w:t>Phương thức chính:</w:t>
-      </w:r>
-    </w:p>
-    <w:p>
-      <w:pPr>
-        <w:pStyle w:val="ListBullet2"/>
-      </w:pPr>
-      <w:r>
-        <w:t>• payTerm(ngay: LocalDate): Transaction</w:t>
-      </w:r>
-    </w:p>
-    <w:p>
-      <w:pPr>
-        <w:pStyle w:val="ListBullet2"/>
-      </w:pPr>
-      <w:r>
-        <w:t>• conLai(): BigDecimal</w:t>
-      </w:r>
-    </w:p>
-    <w:p>
-      <w:pPr>
-        <w:pStyle w:val="ListBullet2"/>
-      </w:pPr>
-      <w:r>
-        <w:t>• hoanTat(): boolean</w:t>
-      </w:r>
-    </w:p>
-    <w:p>
-      <w:pPr>
-        <w:pStyle w:val="ListNumber"/>
+        <w:pStyle w:val="Heading1"/>
       </w:pPr>
       <w:r>
         <w:t>Loan</w:t>
@@ -917,89 +3157,280 @@
     </w:p>
     <w:p>
       <w:r>
-        <w:t>Thuộc tính:</w:t>
+        <w:t>Khoản tiền đi vay.</w:t>
       </w:r>
     </w:p>
+    <w:tbl>
+      <w:tblPr>
+        <w:tblW w:w="0" w:type="auto"/>
+        <w:tblLook w:val="04A0" w:firstRow="1" w:lastRow="0" w:firstColumn="1" w:lastColumn="0" w:noHBand="0" w:noVBand="1"/>
+      </w:tblPr>
+      <w:tblGrid>
+        <w:gridCol w:w="2880"/>
+        <w:gridCol w:w="2880"/>
+        <w:gridCol w:w="2880"/>
+      </w:tblGrid>
+      <w:tr>
+        <w:tc>
+          <w:tcPr>
+            <w:tcW w:w="2880" w:type="dxa"/>
+          </w:tcPr>
+          <w:p>
+            <w:r>
+              <w:t>Biến</w:t>
+            </w:r>
+          </w:p>
+        </w:tc>
+        <w:tc>
+          <w:tcPr>
+            <w:tcW w:w="2880" w:type="dxa"/>
+          </w:tcPr>
+          <w:p>
+            <w:r>
+              <w:t>Ý nghĩa</w:t>
+            </w:r>
+          </w:p>
+        </w:tc>
+        <w:tc>
+          <w:tcPr>
+            <w:tcW w:w="2880" w:type="dxa"/>
+          </w:tcPr>
+          <w:p>
+            <w:r>
+              <w:t>Cách dùng</w:t>
+            </w:r>
+          </w:p>
+        </w:tc>
+      </w:tr>
+      <w:tr>
+        <w:tc>
+          <w:tcPr>
+            <w:tcW w:w="2880" w:type="dxa"/>
+          </w:tcPr>
+          <w:p>
+            <w:r>
+              <w:t>id</w:t>
+            </w:r>
+          </w:p>
+        </w:tc>
+        <w:tc>
+          <w:tcPr>
+            <w:tcW w:w="2880" w:type="dxa"/>
+          </w:tcPr>
+          <w:p>
+            <w:r>
+              <w:t>Mã khoản vay</w:t>
+            </w:r>
+          </w:p>
+        </w:tc>
+        <w:tc>
+          <w:tcPr>
+            <w:tcW w:w="2880" w:type="dxa"/>
+          </w:tcPr>
+          <w:p>
+            <w:r>
+              <w:t>Khoá chính</w:t>
+            </w:r>
+          </w:p>
+        </w:tc>
+      </w:tr>
+      <w:tr>
+        <w:tc>
+          <w:tcPr>
+            <w:tcW w:w="2880" w:type="dxa"/>
+          </w:tcPr>
+          <w:p>
+            <w:r>
+              <w:t>userId</w:t>
+            </w:r>
+          </w:p>
+        </w:tc>
+        <w:tc>
+          <w:tcPr>
+            <w:tcW w:w="2880" w:type="dxa"/>
+          </w:tcPr>
+          <w:p>
+            <w:r>
+              <w:t>User sở hữu</w:t>
+            </w:r>
+          </w:p>
+        </w:tc>
+        <w:tc>
+          <w:tcPr>
+            <w:tcW w:w="2880" w:type="dxa"/>
+          </w:tcPr>
+          <w:p>
+            <w:r>
+              <w:t>Ai đi vay</w:t>
+            </w:r>
+          </w:p>
+        </w:tc>
+      </w:tr>
+      <w:tr>
+        <w:tc>
+          <w:tcPr>
+            <w:tcW w:w="2880" w:type="dxa"/>
+          </w:tcPr>
+          <w:p>
+            <w:r>
+              <w:t>name</w:t>
+            </w:r>
+          </w:p>
+        </w:tc>
+        <w:tc>
+          <w:tcPr>
+            <w:tcW w:w="2880" w:type="dxa"/>
+          </w:tcPr>
+          <w:p>
+            <w:r>
+              <w:t>Tên khoản vay</w:t>
+            </w:r>
+          </w:p>
+        </w:tc>
+        <w:tc>
+          <w:tcPr>
+            <w:tcW w:w="2880" w:type="dxa"/>
+          </w:tcPr>
+          <w:p>
+            <w:r>
+              <w:t>VD: Vay mua xe</w:t>
+            </w:r>
+          </w:p>
+        </w:tc>
+      </w:tr>
+      <w:tr>
+        <w:tc>
+          <w:tcPr>
+            <w:tcW w:w="2880" w:type="dxa"/>
+          </w:tcPr>
+          <w:p>
+            <w:r>
+              <w:t>startDate</w:t>
+            </w:r>
+          </w:p>
+        </w:tc>
+        <w:tc>
+          <w:tcPr>
+            <w:tcW w:w="2880" w:type="dxa"/>
+          </w:tcPr>
+          <w:p>
+            <w:r>
+              <w:t>Ngày vay</w:t>
+            </w:r>
+          </w:p>
+        </w:tc>
+        <w:tc>
+          <w:tcPr>
+            <w:tcW w:w="2880" w:type="dxa"/>
+          </w:tcPr>
+          <w:p>
+            <w:r>
+              <w:t>Ngày bắt đầu</w:t>
+            </w:r>
+          </w:p>
+        </w:tc>
+      </w:tr>
+      <w:tr>
+        <w:tc>
+          <w:tcPr>
+            <w:tcW w:w="2880" w:type="dxa"/>
+          </w:tcPr>
+          <w:p>
+            <w:r>
+              <w:t>principal</w:t>
+            </w:r>
+          </w:p>
+        </w:tc>
+        <w:tc>
+          <w:tcPr>
+            <w:tcW w:w="2880" w:type="dxa"/>
+          </w:tcPr>
+          <w:p>
+            <w:r>
+              <w:t>Tiền gốc</w:t>
+            </w:r>
+          </w:p>
+        </w:tc>
+        <w:tc>
+          <w:tcPr>
+            <w:tcW w:w="2880" w:type="dxa"/>
+          </w:tcPr>
+          <w:p>
+            <w:r>
+              <w:t>Số tiền vay ban đầu</w:t>
+            </w:r>
+          </w:p>
+        </w:tc>
+      </w:tr>
+      <w:tr>
+        <w:tc>
+          <w:tcPr>
+            <w:tcW w:w="2880" w:type="dxa"/>
+          </w:tcPr>
+          <w:p>
+            <w:r>
+              <w:t>rate</w:t>
+            </w:r>
+          </w:p>
+        </w:tc>
+        <w:tc>
+          <w:tcPr>
+            <w:tcW w:w="2880" w:type="dxa"/>
+          </w:tcPr>
+          <w:p>
+            <w:r>
+              <w:t>Lãi suất</w:t>
+            </w:r>
+          </w:p>
+        </w:tc>
+        <w:tc>
+          <w:tcPr>
+            <w:tcW w:w="2880" w:type="dxa"/>
+          </w:tcPr>
+          <w:p>
+            <w:r>
+              <w:t>Tính lãi</w:t>
+            </w:r>
+          </w:p>
+        </w:tc>
+      </w:tr>
+      <w:tr>
+        <w:tc>
+          <w:tcPr>
+            <w:tcW w:w="2880" w:type="dxa"/>
+          </w:tcPr>
+          <w:p>
+            <w:r>
+              <w:t>note</w:t>
+            </w:r>
+          </w:p>
+        </w:tc>
+        <w:tc>
+          <w:tcPr>
+            <w:tcW w:w="2880" w:type="dxa"/>
+          </w:tcPr>
+          <w:p>
+            <w:r>
+              <w:t>Ghi chú</w:t>
+            </w:r>
+          </w:p>
+        </w:tc>
+        <w:tc>
+          <w:tcPr>
+            <w:tcW w:w="2880" w:type="dxa"/>
+          </w:tcPr>
+          <w:p>
+            <w:r>
+              <w:t>Thông tin thêm</w:t>
+            </w:r>
+          </w:p>
+        </w:tc>
+      </w:tr>
+    </w:tbl>
+    <w:p/>
     <w:p>
       <w:pPr>
-        <w:pStyle w:val="ListBullet2"/>
-      </w:pPr>
-      <w:r>
-        <w:t>• id: long</w:t>
-      </w:r>
-    </w:p>
-    <w:p>
-      <w:pPr>
-        <w:pStyle w:val="ListBullet2"/>
-      </w:pPr>
-      <w:r>
-        <w:t>• name: String</w:t>
-      </w:r>
-    </w:p>
-    <w:p>
-      <w:pPr>
-        <w:pStyle w:val="ListBullet2"/>
-      </w:pPr>
-      <w:r>
-        <w:t>• startDate: LocalDate</w:t>
-      </w:r>
-    </w:p>
-    <w:p>
-      <w:pPr>
-        <w:pStyle w:val="ListBullet2"/>
-      </w:pPr>
-      <w:r>
-        <w:t>• principal: BigDecimal</w:t>
-      </w:r>
-    </w:p>
-    <w:p>
-      <w:pPr>
-        <w:pStyle w:val="ListBullet2"/>
-      </w:pPr>
-      <w:r>
-        <w:t>• rate: BigDecimal</w:t>
-      </w:r>
-    </w:p>
-    <w:p>
-      <w:pPr>
-        <w:pStyle w:val="ListBullet2"/>
-      </w:pPr>
-      <w:r>
-        <w:t>• note: String</w:t>
-      </w:r>
-    </w:p>
-    <w:p>
-      <w:r>
-        <w:t>Phương thức chính:</w:t>
-      </w:r>
-    </w:p>
-    <w:p>
-      <w:pPr>
-        <w:pStyle w:val="ListBullet2"/>
-      </w:pPr>
-      <w:r>
-        <w:t>• ghiNhanGiaiNgan(ngay: LocalDate, soTien: BigDecimal, accountId: long): Transaction  (INCOME vào tài khoản)</w:t>
-      </w:r>
-    </w:p>
-    <w:p>
-      <w:pPr>
-        <w:pStyle w:val="ListBullet2"/>
-      </w:pPr>
-      <w:r>
-        <w:t>• themThanhToan(amount: BigDecimal, ngay: LocalDate, accountId: long): LoanPayment</w:t>
-      </w:r>
-    </w:p>
-    <w:p>
-      <w:pPr>
-        <w:pStyle w:val="ListBullet2"/>
-      </w:pPr>
-      <w:r>
-        <w:t>• duNoConLai(): BigDecimal</w:t>
-      </w:r>
-    </w:p>
-    <w:p>
-      <w:pPr>
-        <w:pStyle w:val="ListNumber"/>
+        <w:pStyle w:val="Heading1"/>
       </w:pPr>
       <w:r>
         <w:t>LoanPayment</w:t>
@@ -1007,73 +3438,249 @@
     </w:p>
     <w:p>
       <w:r>
-        <w:t>Thuộc tính:</w:t>
+        <w:t>Lịch sử trả nợ.</w:t>
       </w:r>
     </w:p>
+    <w:tbl>
+      <w:tblPr>
+        <w:tblW w:w="0" w:type="auto"/>
+        <w:tblLook w:val="04A0" w:firstRow="1" w:lastRow="0" w:firstColumn="1" w:lastColumn="0" w:noHBand="0" w:noVBand="1"/>
+      </w:tblPr>
+      <w:tblGrid>
+        <w:gridCol w:w="2880"/>
+        <w:gridCol w:w="2880"/>
+        <w:gridCol w:w="2880"/>
+      </w:tblGrid>
+      <w:tr>
+        <w:tc>
+          <w:tcPr>
+            <w:tcW w:w="2880" w:type="dxa"/>
+          </w:tcPr>
+          <w:p>
+            <w:r>
+              <w:t>Biến</w:t>
+            </w:r>
+          </w:p>
+        </w:tc>
+        <w:tc>
+          <w:tcPr>
+            <w:tcW w:w="2880" w:type="dxa"/>
+          </w:tcPr>
+          <w:p>
+            <w:r>
+              <w:t>Ý nghĩa</w:t>
+            </w:r>
+          </w:p>
+        </w:tc>
+        <w:tc>
+          <w:tcPr>
+            <w:tcW w:w="2880" w:type="dxa"/>
+          </w:tcPr>
+          <w:p>
+            <w:r>
+              <w:t>Cách dùng</w:t>
+            </w:r>
+          </w:p>
+        </w:tc>
+      </w:tr>
+      <w:tr>
+        <w:tc>
+          <w:tcPr>
+            <w:tcW w:w="2880" w:type="dxa"/>
+          </w:tcPr>
+          <w:p>
+            <w:r>
+              <w:t>id</w:t>
+            </w:r>
+          </w:p>
+        </w:tc>
+        <w:tc>
+          <w:tcPr>
+            <w:tcW w:w="2880" w:type="dxa"/>
+          </w:tcPr>
+          <w:p>
+            <w:r>
+              <w:t>Mã trả nợ</w:t>
+            </w:r>
+          </w:p>
+        </w:tc>
+        <w:tc>
+          <w:tcPr>
+            <w:tcW w:w="2880" w:type="dxa"/>
+          </w:tcPr>
+          <w:p>
+            <w:r>
+              <w:t>Khoá chính</w:t>
+            </w:r>
+          </w:p>
+        </w:tc>
+      </w:tr>
+      <w:tr>
+        <w:tc>
+          <w:tcPr>
+            <w:tcW w:w="2880" w:type="dxa"/>
+          </w:tcPr>
+          <w:p>
+            <w:r>
+              <w:lastRenderedPageBreak/>
+              <w:t>loanId</w:t>
+            </w:r>
+          </w:p>
+        </w:tc>
+        <w:tc>
+          <w:tcPr>
+            <w:tcW w:w="2880" w:type="dxa"/>
+          </w:tcPr>
+          <w:p>
+            <w:r>
+              <w:t>Khoản vay</w:t>
+            </w:r>
+          </w:p>
+        </w:tc>
+        <w:tc>
+          <w:tcPr>
+            <w:tcW w:w="2880" w:type="dxa"/>
+          </w:tcPr>
+          <w:p>
+            <w:r>
+              <w:t>Trả cho khoản vay nào</w:t>
+            </w:r>
+          </w:p>
+        </w:tc>
+      </w:tr>
+      <w:tr>
+        <w:tc>
+          <w:tcPr>
+            <w:tcW w:w="2880" w:type="dxa"/>
+          </w:tcPr>
+          <w:p>
+            <w:r>
+              <w:t>payDate</w:t>
+            </w:r>
+          </w:p>
+        </w:tc>
+        <w:tc>
+          <w:tcPr>
+            <w:tcW w:w="2880" w:type="dxa"/>
+          </w:tcPr>
+          <w:p>
+            <w:r>
+              <w:t>Ngày trả</w:t>
+            </w:r>
+          </w:p>
+        </w:tc>
+        <w:tc>
+          <w:tcPr>
+            <w:tcW w:w="2880" w:type="dxa"/>
+          </w:tcPr>
+          <w:p>
+            <w:r>
+              <w:t>Thời điểm trả</w:t>
+            </w:r>
+          </w:p>
+        </w:tc>
+      </w:tr>
+      <w:tr>
+        <w:tc>
+          <w:tcPr>
+            <w:tcW w:w="2880" w:type="dxa"/>
+          </w:tcPr>
+          <w:p>
+            <w:r>
+              <w:t>amount</w:t>
+            </w:r>
+          </w:p>
+        </w:tc>
+        <w:tc>
+          <w:tcPr>
+            <w:tcW w:w="2880" w:type="dxa"/>
+          </w:tcPr>
+          <w:p>
+            <w:r>
+              <w:t>Số tiền trả</w:t>
+            </w:r>
+          </w:p>
+        </w:tc>
+        <w:tc>
+          <w:tcPr>
+            <w:tcW w:w="2880" w:type="dxa"/>
+          </w:tcPr>
+          <w:p>
+            <w:r>
+              <w:t>Giá trị trả nợ</w:t>
+            </w:r>
+          </w:p>
+        </w:tc>
+      </w:tr>
+      <w:tr>
+        <w:tc>
+          <w:tcPr>
+            <w:tcW w:w="2880" w:type="dxa"/>
+          </w:tcPr>
+          <w:p>
+            <w:r>
+              <w:t>accountId</w:t>
+            </w:r>
+          </w:p>
+        </w:tc>
+        <w:tc>
+          <w:tcPr>
+            <w:tcW w:w="2880" w:type="dxa"/>
+          </w:tcPr>
+          <w:p>
+            <w:r>
+              <w:t>Tài khoản chi</w:t>
+            </w:r>
+          </w:p>
+        </w:tc>
+        <w:tc>
+          <w:tcPr>
+            <w:tcW w:w="2880" w:type="dxa"/>
+          </w:tcPr>
+          <w:p>
+            <w:r>
+              <w:t>Lấy tiền từ đâu</w:t>
+            </w:r>
+          </w:p>
+        </w:tc>
+      </w:tr>
+      <w:tr>
+        <w:tc>
+          <w:tcPr>
+            <w:tcW w:w="2880" w:type="dxa"/>
+          </w:tcPr>
+          <w:p>
+            <w:r>
+              <w:t>note</w:t>
+            </w:r>
+          </w:p>
+        </w:tc>
+        <w:tc>
+          <w:tcPr>
+            <w:tcW w:w="2880" w:type="dxa"/>
+          </w:tcPr>
+          <w:p>
+            <w:r>
+              <w:t>Ghi chú</w:t>
+            </w:r>
+          </w:p>
+        </w:tc>
+        <w:tc>
+          <w:tcPr>
+            <w:tcW w:w="2880" w:type="dxa"/>
+          </w:tcPr>
+          <w:p>
+            <w:r>
+              <w:t>Thông tin thêm</w:t>
+            </w:r>
+          </w:p>
+        </w:tc>
+      </w:tr>
+    </w:tbl>
+    <w:p/>
     <w:p>
       <w:pPr>
-        <w:pStyle w:val="ListBullet2"/>
-      </w:pPr>
-      <w:r>
-        <w:t>• id: long</w:t>
-      </w:r>
-    </w:p>
-    <w:p>
-      <w:pPr>
-        <w:pStyle w:val="ListBullet2"/>
-      </w:pPr>
-      <w:r>
-        <w:t>• loanId: long</w:t>
-      </w:r>
-    </w:p>
-    <w:p>
-      <w:pPr>
-        <w:pStyle w:val="ListBullet2"/>
-      </w:pPr>
-      <w:r>
-        <w:t>• payDate: LocalDate</w:t>
-      </w:r>
-    </w:p>
-    <w:p>
-      <w:pPr>
-        <w:pStyle w:val="ListBullet2"/>
-      </w:pPr>
-      <w:r>
-        <w:t>• amount: BigDecimal</w:t>
-      </w:r>
-    </w:p>
-    <w:p>
-      <w:pPr>
-        <w:pStyle w:val="ListBullet2"/>
-      </w:pPr>
-      <w:r>
-        <w:t>• accountId: long</w:t>
-      </w:r>
-    </w:p>
-    <w:p>
-      <w:pPr>
-        <w:pStyle w:val="ListBullet2"/>
-      </w:pPr>
-      <w:r>
-        <w:t>• note: String</w:t>
-      </w:r>
-    </w:p>
-    <w:p>
-      <w:r>
-        <w:t>Phương thức chính:</w:t>
-      </w:r>
-    </w:p>
-    <w:p>
-      <w:pPr>
-        <w:pStyle w:val="ListBullet2"/>
-      </w:pPr>
-      <w:r>
-        <w:t>• taoGiaoDichChi(): Transaction  (EXPENSE)</w:t>
-      </w:r>
-    </w:p>
-    <w:p>
-      <w:pPr>
-        <w:pStyle w:val="ListNumber"/>
+        <w:pStyle w:val="Heading1"/>
       </w:pPr>
       <w:r>
         <w:t>Lend</w:t>
@@ -1081,82 +3688,248 @@
     </w:p>
     <w:p>
       <w:r>
-        <w:t>Thuộc tính:</w:t>
+        <w:t>Khoản cho vay người khác.</w:t>
       </w:r>
     </w:p>
+    <w:tbl>
+      <w:tblPr>
+        <w:tblW w:w="0" w:type="auto"/>
+        <w:tblLook w:val="04A0" w:firstRow="1" w:lastRow="0" w:firstColumn="1" w:lastColumn="0" w:noHBand="0" w:noVBand="1"/>
+      </w:tblPr>
+      <w:tblGrid>
+        <w:gridCol w:w="2880"/>
+        <w:gridCol w:w="2880"/>
+        <w:gridCol w:w="2880"/>
+      </w:tblGrid>
+      <w:tr>
+        <w:tc>
+          <w:tcPr>
+            <w:tcW w:w="2880" w:type="dxa"/>
+          </w:tcPr>
+          <w:p>
+            <w:r>
+              <w:t>Biến</w:t>
+            </w:r>
+          </w:p>
+        </w:tc>
+        <w:tc>
+          <w:tcPr>
+            <w:tcW w:w="2880" w:type="dxa"/>
+          </w:tcPr>
+          <w:p>
+            <w:r>
+              <w:t>Ý nghĩa</w:t>
+            </w:r>
+          </w:p>
+        </w:tc>
+        <w:tc>
+          <w:tcPr>
+            <w:tcW w:w="2880" w:type="dxa"/>
+          </w:tcPr>
+          <w:p>
+            <w:r>
+              <w:t>Cách dùng</w:t>
+            </w:r>
+          </w:p>
+        </w:tc>
+      </w:tr>
+      <w:tr>
+        <w:tc>
+          <w:tcPr>
+            <w:tcW w:w="2880" w:type="dxa"/>
+          </w:tcPr>
+          <w:p>
+            <w:r>
+              <w:t>id</w:t>
+            </w:r>
+          </w:p>
+        </w:tc>
+        <w:tc>
+          <w:tcPr>
+            <w:tcW w:w="2880" w:type="dxa"/>
+          </w:tcPr>
+          <w:p>
+            <w:r>
+              <w:t>Mã khoản cho vay</w:t>
+            </w:r>
+          </w:p>
+        </w:tc>
+        <w:tc>
+          <w:tcPr>
+            <w:tcW w:w="2880" w:type="dxa"/>
+          </w:tcPr>
+          <w:p>
+            <w:r>
+              <w:t>Khoá chính</w:t>
+            </w:r>
+          </w:p>
+        </w:tc>
+      </w:tr>
+      <w:tr>
+        <w:tc>
+          <w:tcPr>
+            <w:tcW w:w="2880" w:type="dxa"/>
+          </w:tcPr>
+          <w:p>
+            <w:r>
+              <w:t>userId</w:t>
+            </w:r>
+          </w:p>
+        </w:tc>
+        <w:tc>
+          <w:tcPr>
+            <w:tcW w:w="2880" w:type="dxa"/>
+          </w:tcPr>
+          <w:p>
+            <w:r>
+              <w:t>User sở hữu</w:t>
+            </w:r>
+          </w:p>
+        </w:tc>
+        <w:tc>
+          <w:tcPr>
+            <w:tcW w:w="2880" w:type="dxa"/>
+          </w:tcPr>
+          <w:p>
+            <w:r>
+              <w:t>Ai cho vay</w:t>
+            </w:r>
+          </w:p>
+        </w:tc>
+      </w:tr>
+      <w:tr>
+        <w:tc>
+          <w:tcPr>
+            <w:tcW w:w="2880" w:type="dxa"/>
+          </w:tcPr>
+          <w:p>
+            <w:r>
+              <w:t>name</w:t>
+            </w:r>
+          </w:p>
+        </w:tc>
+        <w:tc>
+          <w:tcPr>
+            <w:tcW w:w="2880" w:type="dxa"/>
+          </w:tcPr>
+          <w:p>
+            <w:r>
+              <w:t>Tên người vay</w:t>
+            </w:r>
+          </w:p>
+        </w:tc>
+        <w:tc>
+          <w:tcPr>
+            <w:tcW w:w="2880" w:type="dxa"/>
+          </w:tcPr>
+          <w:p>
+            <w:r>
+              <w:t>Người mượn tiền</w:t>
+            </w:r>
+          </w:p>
+        </w:tc>
+      </w:tr>
+      <w:tr>
+        <w:tc>
+          <w:tcPr>
+            <w:tcW w:w="2880" w:type="dxa"/>
+          </w:tcPr>
+          <w:p>
+            <w:r>
+              <w:t>startDate</w:t>
+            </w:r>
+          </w:p>
+        </w:tc>
+        <w:tc>
+          <w:tcPr>
+            <w:tcW w:w="2880" w:type="dxa"/>
+          </w:tcPr>
+          <w:p>
+            <w:r>
+              <w:t>Ngày cho vay</w:t>
+            </w:r>
+          </w:p>
+        </w:tc>
+        <w:tc>
+          <w:tcPr>
+            <w:tcW w:w="2880" w:type="dxa"/>
+          </w:tcPr>
+          <w:p>
+            <w:r>
+              <w:t>Ngày đưa tiền</w:t>
+            </w:r>
+          </w:p>
+        </w:tc>
+      </w:tr>
+      <w:tr>
+        <w:tc>
+          <w:tcPr>
+            <w:tcW w:w="2880" w:type="dxa"/>
+          </w:tcPr>
+          <w:p>
+            <w:r>
+              <w:t>principal</w:t>
+            </w:r>
+          </w:p>
+        </w:tc>
+        <w:tc>
+          <w:tcPr>
+            <w:tcW w:w="2880" w:type="dxa"/>
+          </w:tcPr>
+          <w:p>
+            <w:r>
+              <w:t>Tiền gốc</w:t>
+            </w:r>
+          </w:p>
+        </w:tc>
+        <w:tc>
+          <w:tcPr>
+            <w:tcW w:w="2880" w:type="dxa"/>
+          </w:tcPr>
+          <w:p>
+            <w:r>
+              <w:t>Số cho vay</w:t>
+            </w:r>
+          </w:p>
+        </w:tc>
+      </w:tr>
+      <w:tr>
+        <w:tc>
+          <w:tcPr>
+            <w:tcW w:w="2880" w:type="dxa"/>
+          </w:tcPr>
+          <w:p>
+            <w:r>
+              <w:t>note</w:t>
+            </w:r>
+          </w:p>
+        </w:tc>
+        <w:tc>
+          <w:tcPr>
+            <w:tcW w:w="2880" w:type="dxa"/>
+          </w:tcPr>
+          <w:p>
+            <w:r>
+              <w:t>Ghi chú</w:t>
+            </w:r>
+          </w:p>
+        </w:tc>
+        <w:tc>
+          <w:tcPr>
+            <w:tcW w:w="2880" w:type="dxa"/>
+          </w:tcPr>
+          <w:p>
+            <w:r>
+              <w:t>Thông tin thêm</w:t>
+            </w:r>
+          </w:p>
+        </w:tc>
+      </w:tr>
+    </w:tbl>
+    <w:p/>
     <w:p>
       <w:pPr>
-        <w:pStyle w:val="ListBullet2"/>
-      </w:pPr>
-      <w:r>
-        <w:t>• id: long</w:t>
-      </w:r>
-    </w:p>
-    <w:p>
-      <w:pPr>
-        <w:pStyle w:val="ListBullet2"/>
-      </w:pPr>
-      <w:r>
-        <w:t>• name: String</w:t>
-      </w:r>
-    </w:p>
-    <w:p>
-      <w:pPr>
-        <w:pStyle w:val="ListBullet2"/>
-      </w:pPr>
-      <w:r>
-        <w:t>• startDate: LocalDate</w:t>
-      </w:r>
-    </w:p>
-    <w:p>
-      <w:pPr>
-        <w:pStyle w:val="ListBullet2"/>
-      </w:pPr>
-      <w:r>
-        <w:lastRenderedPageBreak/>
-        <w:t>• principal: BigDecimal</w:t>
-      </w:r>
-    </w:p>
-    <w:p>
-      <w:pPr>
-        <w:pStyle w:val="ListBullet2"/>
-      </w:pPr>
-      <w:r>
-        <w:t>• note: String</w:t>
-      </w:r>
-    </w:p>
-    <w:p>
-      <w:r>
-        <w:t>Phương thức chính:</w:t>
-      </w:r>
-    </w:p>
-    <w:p>
-      <w:pPr>
-        <w:pStyle w:val="ListBullet2"/>
-      </w:pPr>
-      <w:r>
-        <w:t>• ghiNhanChoVay(ngay: LocalDate, soTien: BigDecimal, accountId: long): Transaction  (EXPENSE)</w:t>
-      </w:r>
-    </w:p>
-    <w:p>
-      <w:pPr>
-        <w:pStyle w:val="ListBullet2"/>
-      </w:pPr>
-      <w:r>
-        <w:t>• themKhoanTra(amount: BigDecimal, ngay: LocalDate): LendPayment</w:t>
-      </w:r>
-    </w:p>
-    <w:p>
-      <w:pPr>
-        <w:pStyle w:val="ListBullet2"/>
-      </w:pPr>
-      <w:r>
-        <w:t>• soTienChuaThu(): BigDecimal</w:t>
-      </w:r>
-    </w:p>
-    <w:p>
-      <w:pPr>
-        <w:pStyle w:val="ListNumber"/>
+        <w:pStyle w:val="Heading1"/>
       </w:pPr>
       <w:r>
         <w:t>LendPayment</w:t>
@@ -1164,107 +3937,214 @@
     </w:p>
     <w:p>
       <w:r>
-        <w:t>Thuộc tính:</w:t>
+        <w:t>Người vay trả lại tiền.</w:t>
       </w:r>
     </w:p>
-    <w:p>
-      <w:pPr>
-        <w:pStyle w:val="ListBullet2"/>
-      </w:pPr>
-      <w:r>
-        <w:t>• id: long</w:t>
-      </w:r>
-    </w:p>
-    <w:p>
-      <w:pPr>
-        <w:pStyle w:val="ListBullet2"/>
-      </w:pPr>
-      <w:r>
-        <w:t>• lendId: long</w:t>
-      </w:r>
-    </w:p>
-    <w:p>
-      <w:pPr>
-        <w:pStyle w:val="ListBullet2"/>
-      </w:pPr>
-      <w:r>
-        <w:t>• payDate: LocalDate</w:t>
-      </w:r>
-    </w:p>
-    <w:p>
-      <w:pPr>
-        <w:pStyle w:val="ListBullet2"/>
-      </w:pPr>
-      <w:r>
-        <w:t>• amount: BigDecimal</w:t>
-      </w:r>
-    </w:p>
-    <w:p>
-      <w:pPr>
-        <w:pStyle w:val="ListBullet2"/>
-      </w:pPr>
-      <w:r>
-        <w:t>• note: String</w:t>
-      </w:r>
-    </w:p>
-    <w:p>
-      <w:r>
-        <w:t>Phương thức chính:</w:t>
-      </w:r>
-    </w:p>
-    <w:p>
-      <w:pPr>
-        <w:pStyle w:val="ListBullet2"/>
-      </w:pPr>
-      <w:r>
-        <w:t>• taoGiaoDichThu(accountId: long): Transaction  (INCOME)</w:t>
-      </w:r>
-    </w:p>
-    <w:p>
-      <w:r>
-        <w:t>Quan hệ chính:</w:t>
-      </w:r>
-    </w:p>
-    <w:p>
-      <w:pPr>
-        <w:pStyle w:val="ListBullet"/>
-      </w:pPr>
-      <w:r>
-        <w:t>• User 1–n Account; Account 1–n Transaction.</w:t>
-      </w:r>
-    </w:p>
-    <w:p>
-      <w:pPr>
-        <w:pStyle w:val="ListBullet"/>
-      </w:pPr>
-      <w:r>
-        <w:t>• Category 1–n Transaction; mỗi Transaction gắn 1 Account + 1 Category.</w:t>
-      </w:r>
-    </w:p>
-    <w:p>
-      <w:pPr>
-        <w:pStyle w:val="ListBullet"/>
-      </w:pPr>
-      <w:r>
-        <w:t>• SavingAccount 1–n SavingTxn; SavingTxn tạo Transaction tương ứng.</w:t>
-      </w:r>
-    </w:p>
-    <w:p>
-      <w:pPr>
-        <w:pStyle w:val="ListBullet"/>
-      </w:pPr>
-      <w:r>
-        <w:t>• Subscription/Installment tạo Transaction theo chu kỳ/kỳ trả.</w:t>
-      </w:r>
-    </w:p>
-    <w:p>
-      <w:pPr>
-        <w:pStyle w:val="ListBullet"/>
-      </w:pPr>
-      <w:r>
-        <w:t>• Loan 1–n LoanPayment; Lend 1–n LendPayment; mỗi payment tạo Transaction phù hợp.</w:t>
-      </w:r>
-    </w:p>
+    <w:tbl>
+      <w:tblPr>
+        <w:tblW w:w="0" w:type="auto"/>
+        <w:tblLook w:val="04A0" w:firstRow="1" w:lastRow="0" w:firstColumn="1" w:lastColumn="0" w:noHBand="0" w:noVBand="1"/>
+      </w:tblPr>
+      <w:tblGrid>
+        <w:gridCol w:w="2880"/>
+        <w:gridCol w:w="2880"/>
+        <w:gridCol w:w="2880"/>
+      </w:tblGrid>
+      <w:tr>
+        <w:tc>
+          <w:tcPr>
+            <w:tcW w:w="2880" w:type="dxa"/>
+          </w:tcPr>
+          <w:p>
+            <w:r>
+              <w:t>Biến</w:t>
+            </w:r>
+          </w:p>
+        </w:tc>
+        <w:tc>
+          <w:tcPr>
+            <w:tcW w:w="2880" w:type="dxa"/>
+          </w:tcPr>
+          <w:p>
+            <w:r>
+              <w:t>Ý nghĩa</w:t>
+            </w:r>
+          </w:p>
+        </w:tc>
+        <w:tc>
+          <w:tcPr>
+            <w:tcW w:w="2880" w:type="dxa"/>
+          </w:tcPr>
+          <w:p>
+            <w:r>
+              <w:t>Cách dùng</w:t>
+            </w:r>
+          </w:p>
+        </w:tc>
+      </w:tr>
+      <w:tr>
+        <w:tc>
+          <w:tcPr>
+            <w:tcW w:w="2880" w:type="dxa"/>
+          </w:tcPr>
+          <w:p>
+            <w:r>
+              <w:t>id</w:t>
+            </w:r>
+          </w:p>
+        </w:tc>
+        <w:tc>
+          <w:tcPr>
+            <w:tcW w:w="2880" w:type="dxa"/>
+          </w:tcPr>
+          <w:p>
+            <w:r>
+              <w:t>Mã trả lại tiền</w:t>
+            </w:r>
+          </w:p>
+        </w:tc>
+        <w:tc>
+          <w:tcPr>
+            <w:tcW w:w="2880" w:type="dxa"/>
+          </w:tcPr>
+          <w:p>
+            <w:r>
+              <w:t>Khoá chính</w:t>
+            </w:r>
+          </w:p>
+        </w:tc>
+      </w:tr>
+      <w:tr>
+        <w:tc>
+          <w:tcPr>
+            <w:tcW w:w="2880" w:type="dxa"/>
+          </w:tcPr>
+          <w:p>
+            <w:r>
+              <w:t>lendId</w:t>
+            </w:r>
+          </w:p>
+        </w:tc>
+        <w:tc>
+          <w:tcPr>
+            <w:tcW w:w="2880" w:type="dxa"/>
+          </w:tcPr>
+          <w:p>
+            <w:r>
+              <w:t>Khoản cho vay</w:t>
+            </w:r>
+          </w:p>
+        </w:tc>
+        <w:tc>
+          <w:tcPr>
+            <w:tcW w:w="2880" w:type="dxa"/>
+          </w:tcPr>
+          <w:p>
+            <w:r>
+              <w:t>Liên kết khoản vay</w:t>
+            </w:r>
+          </w:p>
+        </w:tc>
+      </w:tr>
+      <w:tr>
+        <w:tc>
+          <w:tcPr>
+            <w:tcW w:w="2880" w:type="dxa"/>
+          </w:tcPr>
+          <w:p>
+            <w:r>
+              <w:t>payDate</w:t>
+            </w:r>
+          </w:p>
+        </w:tc>
+        <w:tc>
+          <w:tcPr>
+            <w:tcW w:w="2880" w:type="dxa"/>
+          </w:tcPr>
+          <w:p>
+            <w:r>
+              <w:t>Ngày trả tiền</w:t>
+            </w:r>
+          </w:p>
+        </w:tc>
+        <w:tc>
+          <w:tcPr>
+            <w:tcW w:w="2880" w:type="dxa"/>
+          </w:tcPr>
+          <w:p>
+            <w:r>
+              <w:t>Thời gian trả</w:t>
+            </w:r>
+          </w:p>
+        </w:tc>
+      </w:tr>
+      <w:tr>
+        <w:tc>
+          <w:tcPr>
+            <w:tcW w:w="2880" w:type="dxa"/>
+          </w:tcPr>
+          <w:p>
+            <w:r>
+              <w:t>amount</w:t>
+            </w:r>
+          </w:p>
+        </w:tc>
+        <w:tc>
+          <w:tcPr>
+            <w:tcW w:w="2880" w:type="dxa"/>
+          </w:tcPr>
+          <w:p>
+            <w:r>
+              <w:t>Số tiền trả</w:t>
+            </w:r>
+          </w:p>
+        </w:tc>
+        <w:tc>
+          <w:tcPr>
+            <w:tcW w:w="2880" w:type="dxa"/>
+          </w:tcPr>
+          <w:p>
+            <w:r>
+              <w:t>Giá trị trả</w:t>
+            </w:r>
+          </w:p>
+        </w:tc>
+      </w:tr>
+      <w:tr>
+        <w:tc>
+          <w:tcPr>
+            <w:tcW w:w="2880" w:type="dxa"/>
+          </w:tcPr>
+          <w:p>
+            <w:r>
+              <w:t>note</w:t>
+            </w:r>
+          </w:p>
+        </w:tc>
+        <w:tc>
+          <w:tcPr>
+            <w:tcW w:w="2880" w:type="dxa"/>
+          </w:tcPr>
+          <w:p>
+            <w:r>
+              <w:t>Ghi chú</w:t>
+            </w:r>
+          </w:p>
+        </w:tc>
+        <w:tc>
+          <w:tcPr>
+            <w:tcW w:w="2880" w:type="dxa"/>
+          </w:tcPr>
+          <w:p>
+            <w:r>
+              <w:t>Thông tin thêm</w:t>
+            </w:r>
+          </w:p>
+        </w:tc>
+      </w:tr>
+    </w:tbl>
+    <w:p/>
+    <w:p/>
     <w:p>
       <w:pPr>
         <w:pStyle w:val="Heading1"/>
@@ -1342,7 +4222,6 @@
         <w:pStyle w:val="Heading1"/>
       </w:pPr>
       <w:r>
-        <w:lastRenderedPageBreak/>
         <w:t>4. Xử lý dữ liệu (Database schema gợi ý)</w:t>
       </w:r>
     </w:p>
@@ -1487,6 +4366,7 @@
         <w:pStyle w:val="ListBullet"/>
       </w:pPr>
       <w:r>
+        <w:lastRenderedPageBreak/>
         <w:t>• Cho vay (Lend): cho vay -&gt; EXPENSE từ Account; mỗi lần đối tác trả -&gt; INCOME vào Account.</w:t>
       </w:r>
     </w:p>
